--- a/Kich_Ban_Video_STEM_HUB_3_Phut.docx
+++ b/Kich_Ban_Video_STEM_HUB_3_Phut.docx
@@ -12366,565 +12366,11 @@
             </w:tcMar>
           </w:tcPr>
           <w:p>
-            <w:proofErr w:type="spellStart"/>
-            <w:r>
-              <w:rPr>
-                <w:sz w:val="19"/>
-              </w:rPr>
-              <w:t>Bấm</w:t>
-            </w:r>
-            <w:proofErr w:type="spellEnd"/>
-            <w:r>
-              <w:rPr>
-                <w:sz w:val="19"/>
-              </w:rPr>
-              <w:t xml:space="preserve"> </w:t>
-            </w:r>
-            <w:proofErr w:type="spellStart"/>
-            <w:r>
-              <w:rPr>
-                <w:sz w:val="19"/>
-              </w:rPr>
-              <w:t>phím</w:t>
-            </w:r>
-            <w:proofErr w:type="spellEnd"/>
-            <w:r>
-              <w:rPr>
-                <w:sz w:val="19"/>
-              </w:rPr>
-              <w:t xml:space="preserve"> </w:t>
-            </w:r>
-            <w:proofErr w:type="spellStart"/>
-            <w:r>
-              <w:rPr>
-                <w:sz w:val="19"/>
-              </w:rPr>
-              <w:t>tắt</w:t>
-            </w:r>
-            <w:proofErr w:type="spellEnd"/>
-            <w:r>
-              <w:rPr>
-                <w:sz w:val="19"/>
-              </w:rPr>
-              <w:t xml:space="preserve"> Alt + U, </w:t>
-            </w:r>
-            <w:proofErr w:type="spellStart"/>
-            <w:r>
-              <w:rPr>
-                <w:sz w:val="19"/>
-              </w:rPr>
-              <w:t>cửa</w:t>
-            </w:r>
-            <w:proofErr w:type="spellEnd"/>
-            <w:r>
-              <w:rPr>
-                <w:sz w:val="19"/>
-              </w:rPr>
-              <w:t xml:space="preserve"> </w:t>
-            </w:r>
-            <w:proofErr w:type="spellStart"/>
-            <w:r>
-              <w:rPr>
-                <w:sz w:val="19"/>
-              </w:rPr>
-              <w:t>sổ</w:t>
-            </w:r>
-            <w:proofErr w:type="spellEnd"/>
-            <w:r>
-              <w:rPr>
-                <w:sz w:val="19"/>
-              </w:rPr>
-              <w:t xml:space="preserve"> </w:t>
-            </w:r>
-            <w:proofErr w:type="spellStart"/>
-            <w:r>
-              <w:rPr>
-                <w:sz w:val="19"/>
-              </w:rPr>
-              <w:t>nổi</w:t>
-            </w:r>
-            <w:proofErr w:type="spellEnd"/>
-            <w:r>
-              <w:rPr>
-                <w:sz w:val="19"/>
-              </w:rPr>
-              <w:t xml:space="preserve"> NOVA HUD </w:t>
-            </w:r>
-            <w:proofErr w:type="spellStart"/>
-            <w:r>
-              <w:rPr>
-                <w:sz w:val="19"/>
-              </w:rPr>
-              <w:t>trượt</w:t>
-            </w:r>
-            <w:proofErr w:type="spellEnd"/>
-            <w:r>
-              <w:rPr>
-                <w:sz w:val="19"/>
-              </w:rPr>
-              <w:t xml:space="preserve"> </w:t>
-            </w:r>
-            <w:proofErr w:type="spellStart"/>
-            <w:r>
-              <w:rPr>
-                <w:sz w:val="19"/>
-              </w:rPr>
-              <w:t>ra</w:t>
-            </w:r>
-            <w:proofErr w:type="spellEnd"/>
-            <w:r>
-              <w:rPr>
-                <w:sz w:val="19"/>
-              </w:rPr>
-              <w:t xml:space="preserve"> </w:t>
-            </w:r>
-            <w:proofErr w:type="spellStart"/>
-            <w:r>
-              <w:rPr>
-                <w:sz w:val="19"/>
-              </w:rPr>
-              <w:t>mượt</w:t>
-            </w:r>
-            <w:proofErr w:type="spellEnd"/>
-            <w:r>
-              <w:rPr>
-                <w:sz w:val="19"/>
-              </w:rPr>
-              <w:t xml:space="preserve"> </w:t>
-            </w:r>
-            <w:proofErr w:type="spellStart"/>
-            <w:r>
-              <w:rPr>
-                <w:sz w:val="19"/>
-              </w:rPr>
-              <w:t>mà</w:t>
-            </w:r>
-            <w:proofErr w:type="spellEnd"/>
-            <w:r>
-              <w:rPr>
-                <w:sz w:val="19"/>
-              </w:rPr>
-              <w:t xml:space="preserve">. </w:t>
-            </w:r>
-            <w:proofErr w:type="spellStart"/>
-            <w:r>
-              <w:rPr>
-                <w:sz w:val="19"/>
-              </w:rPr>
-              <w:t>Nhấp</w:t>
-            </w:r>
-            <w:proofErr w:type="spellEnd"/>
-            <w:r>
-              <w:rPr>
-                <w:sz w:val="19"/>
-              </w:rPr>
-              <w:t xml:space="preserve"> </w:t>
-            </w:r>
-            <w:proofErr w:type="spellStart"/>
-            <w:r>
-              <w:rPr>
-                <w:sz w:val="19"/>
-              </w:rPr>
-              <w:t>vào</w:t>
-            </w:r>
-            <w:proofErr w:type="spellEnd"/>
-            <w:r>
-              <w:rPr>
-                <w:sz w:val="19"/>
-              </w:rPr>
-              <w:t xml:space="preserve"> </w:t>
-            </w:r>
-            <w:proofErr w:type="spellStart"/>
-            <w:r>
-              <w:rPr>
-                <w:sz w:val="19"/>
-              </w:rPr>
-              <w:t>biểu</w:t>
-            </w:r>
-            <w:proofErr w:type="spellEnd"/>
-            <w:r>
-              <w:rPr>
-                <w:sz w:val="19"/>
-              </w:rPr>
-              <w:t xml:space="preserve"> </w:t>
-            </w:r>
-            <w:proofErr w:type="spellStart"/>
-            <w:r>
-              <w:rPr>
-                <w:sz w:val="19"/>
-              </w:rPr>
-              <w:t>tượng</w:t>
-            </w:r>
-            <w:proofErr w:type="spellEnd"/>
-            <w:r>
-              <w:rPr>
-                <w:sz w:val="19"/>
-              </w:rPr>
-              <w:t xml:space="preserve"> micro, </w:t>
-            </w:r>
-            <w:proofErr w:type="spellStart"/>
-            <w:r>
-              <w:rPr>
-                <w:sz w:val="19"/>
-              </w:rPr>
-              <w:t>học</w:t>
-            </w:r>
-            <w:proofErr w:type="spellEnd"/>
-            <w:r>
-              <w:rPr>
-                <w:sz w:val="19"/>
-              </w:rPr>
-              <w:t xml:space="preserve"> </w:t>
-            </w:r>
-            <w:proofErr w:type="spellStart"/>
-            <w:r>
-              <w:rPr>
-                <w:sz w:val="19"/>
-              </w:rPr>
-              <w:t>sinh</w:t>
-            </w:r>
-            <w:proofErr w:type="spellEnd"/>
-            <w:r>
-              <w:rPr>
-                <w:sz w:val="19"/>
-              </w:rPr>
-              <w:t xml:space="preserve"> </w:t>
-            </w:r>
-            <w:proofErr w:type="spellStart"/>
-            <w:r>
-              <w:rPr>
-                <w:sz w:val="19"/>
-              </w:rPr>
-              <w:t>nói</w:t>
-            </w:r>
-            <w:proofErr w:type="spellEnd"/>
-            <w:r>
-              <w:rPr>
-                <w:sz w:val="19"/>
-              </w:rPr>
-              <w:t>: '</w:t>
-            </w:r>
-            <w:proofErr w:type="spellStart"/>
-            <w:r>
-              <w:rPr>
-                <w:sz w:val="19"/>
-              </w:rPr>
-              <w:t>Mở</w:t>
-            </w:r>
-            <w:proofErr w:type="spellEnd"/>
-            <w:r>
-              <w:rPr>
-                <w:sz w:val="19"/>
-              </w:rPr>
-              <w:t xml:space="preserve"> lab </w:t>
-            </w:r>
-            <w:proofErr w:type="spellStart"/>
-            <w:r>
-              <w:rPr>
-                <w:sz w:val="19"/>
-              </w:rPr>
-              <w:t>Hóa</w:t>
-            </w:r>
-            <w:proofErr w:type="spellEnd"/>
-            <w:r>
-              <w:rPr>
-                <w:sz w:val="19"/>
-              </w:rPr>
-              <w:t xml:space="preserve"> </w:t>
-            </w:r>
-            <w:proofErr w:type="spellStart"/>
-            <w:r>
-              <w:rPr>
-                <w:sz w:val="19"/>
-              </w:rPr>
-              <w:t>cho</w:t>
-            </w:r>
-            <w:proofErr w:type="spellEnd"/>
-            <w:r>
-              <w:rPr>
-                <w:sz w:val="19"/>
-              </w:rPr>
-              <w:t xml:space="preserve"> </w:t>
-            </w:r>
-            <w:proofErr w:type="spellStart"/>
-            <w:r>
-              <w:rPr>
-                <w:sz w:val="19"/>
-              </w:rPr>
-              <w:t>tớ</w:t>
-            </w:r>
-            <w:proofErr w:type="spellEnd"/>
-            <w:r>
-              <w:rPr>
-                <w:sz w:val="19"/>
-              </w:rPr>
-              <w:t xml:space="preserve">'. NOVA </w:t>
-            </w:r>
-            <w:proofErr w:type="spellStart"/>
-            <w:r>
-              <w:rPr>
-                <w:sz w:val="19"/>
-              </w:rPr>
-              <w:t>nhận</w:t>
-            </w:r>
-            <w:proofErr w:type="spellEnd"/>
-            <w:r>
-              <w:rPr>
-                <w:sz w:val="19"/>
-              </w:rPr>
-              <w:t xml:space="preserve"> </w:t>
-            </w:r>
-            <w:proofErr w:type="spellStart"/>
-            <w:r>
-              <w:rPr>
-                <w:sz w:val="19"/>
-              </w:rPr>
-              <w:t>diện</w:t>
-            </w:r>
-            <w:proofErr w:type="spellEnd"/>
-            <w:r>
-              <w:rPr>
-                <w:sz w:val="19"/>
-              </w:rPr>
-              <w:t xml:space="preserve"> </w:t>
-            </w:r>
-            <w:proofErr w:type="spellStart"/>
-            <w:r>
-              <w:rPr>
-                <w:sz w:val="19"/>
-              </w:rPr>
-              <w:t>giọng</w:t>
-            </w:r>
-            <w:proofErr w:type="spellEnd"/>
-            <w:r>
-              <w:rPr>
-                <w:sz w:val="19"/>
-              </w:rPr>
-              <w:t xml:space="preserve"> </w:t>
-            </w:r>
-            <w:proofErr w:type="spellStart"/>
-            <w:r>
-              <w:rPr>
-                <w:sz w:val="19"/>
-              </w:rPr>
-              <w:t>nói</w:t>
-            </w:r>
-            <w:proofErr w:type="spellEnd"/>
-            <w:r>
-              <w:rPr>
-                <w:sz w:val="19"/>
-              </w:rPr>
-              <w:t xml:space="preserve">, </w:t>
-            </w:r>
-            <w:proofErr w:type="spellStart"/>
-            <w:r>
-              <w:rPr>
-                <w:sz w:val="19"/>
-              </w:rPr>
-              <w:t>nhạc</w:t>
-            </w:r>
-            <w:proofErr w:type="spellEnd"/>
-            <w:r>
-              <w:rPr>
-                <w:sz w:val="19"/>
-              </w:rPr>
-              <w:t xml:space="preserve"> </w:t>
-            </w:r>
-            <w:proofErr w:type="spellStart"/>
-            <w:r>
-              <w:rPr>
-                <w:sz w:val="19"/>
-              </w:rPr>
-              <w:t>nền</w:t>
-            </w:r>
-            <w:proofErr w:type="spellEnd"/>
-            <w:r>
-              <w:rPr>
-                <w:sz w:val="19"/>
-              </w:rPr>
-              <w:t xml:space="preserve"> </w:t>
-            </w:r>
-            <w:proofErr w:type="spellStart"/>
-            <w:r>
-              <w:rPr>
-                <w:sz w:val="19"/>
-              </w:rPr>
-              <w:t>tự</w:t>
-            </w:r>
-            <w:proofErr w:type="spellEnd"/>
-            <w:r>
-              <w:rPr>
-                <w:sz w:val="19"/>
-              </w:rPr>
-              <w:t xml:space="preserve"> </w:t>
-            </w:r>
-            <w:proofErr w:type="spellStart"/>
-            <w:r>
-              <w:rPr>
-                <w:sz w:val="19"/>
-              </w:rPr>
-              <w:t>động</w:t>
-            </w:r>
-            <w:proofErr w:type="spellEnd"/>
-            <w:r>
-              <w:rPr>
-                <w:sz w:val="19"/>
-              </w:rPr>
-              <w:t xml:space="preserve"> </w:t>
-            </w:r>
-            <w:proofErr w:type="spellStart"/>
-            <w:r>
-              <w:rPr>
-                <w:sz w:val="19"/>
-              </w:rPr>
-              <w:t>hạ</w:t>
-            </w:r>
-            <w:proofErr w:type="spellEnd"/>
-            <w:r>
-              <w:rPr>
-                <w:sz w:val="19"/>
-              </w:rPr>
-              <w:t xml:space="preserve"> </w:t>
-            </w:r>
-            <w:proofErr w:type="spellStart"/>
-            <w:r>
-              <w:rPr>
-                <w:sz w:val="19"/>
-              </w:rPr>
-              <w:t>nhỏ</w:t>
-            </w:r>
-            <w:proofErr w:type="spellEnd"/>
-            <w:r>
-              <w:rPr>
-                <w:sz w:val="19"/>
-              </w:rPr>
-              <w:t xml:space="preserve"> (Audio Ducking), </w:t>
-            </w:r>
-            <w:proofErr w:type="spellStart"/>
-            <w:r>
-              <w:rPr>
-                <w:sz w:val="19"/>
-              </w:rPr>
-              <w:t>lệnh</w:t>
-            </w:r>
-            <w:proofErr w:type="spellEnd"/>
-            <w:r>
-              <w:rPr>
-                <w:sz w:val="19"/>
-              </w:rPr>
-              <w:t xml:space="preserve"> </w:t>
-            </w:r>
-            <w:proofErr w:type="spellStart"/>
-            <w:r>
-              <w:rPr>
-                <w:sz w:val="19"/>
-              </w:rPr>
-              <w:t>điều</w:t>
-            </w:r>
-            <w:proofErr w:type="spellEnd"/>
-            <w:r>
-              <w:rPr>
-                <w:sz w:val="19"/>
-              </w:rPr>
-              <w:t xml:space="preserve"> </w:t>
-            </w:r>
-            <w:proofErr w:type="spellStart"/>
-            <w:r>
-              <w:rPr>
-                <w:sz w:val="19"/>
-              </w:rPr>
-              <w:t>hướng</w:t>
-            </w:r>
-            <w:proofErr w:type="spellEnd"/>
-            <w:r>
-              <w:rPr>
-                <w:sz w:val="19"/>
-              </w:rPr>
-              <w:t xml:space="preserve"> </w:t>
-            </w:r>
-            <w:proofErr w:type="spellStart"/>
-            <w:r>
-              <w:rPr>
-                <w:sz w:val="19"/>
-              </w:rPr>
-              <w:t>kích</w:t>
-            </w:r>
-            <w:proofErr w:type="spellEnd"/>
-            <w:r>
-              <w:rPr>
-                <w:sz w:val="19"/>
-              </w:rPr>
-              <w:t xml:space="preserve"> </w:t>
-            </w:r>
-            <w:proofErr w:type="spellStart"/>
-            <w:r>
-              <w:rPr>
-                <w:sz w:val="19"/>
-              </w:rPr>
-              <w:t>hoạt</w:t>
-            </w:r>
-            <w:proofErr w:type="spellEnd"/>
-            <w:r>
-              <w:rPr>
-                <w:sz w:val="19"/>
-              </w:rPr>
-              <w:t xml:space="preserve">, </w:t>
-            </w:r>
-            <w:proofErr w:type="spellStart"/>
-            <w:r>
-              <w:rPr>
-                <w:sz w:val="19"/>
-              </w:rPr>
-              <w:t>màn</w:t>
-            </w:r>
-            <w:proofErr w:type="spellEnd"/>
-            <w:r>
-              <w:rPr>
-                <w:sz w:val="19"/>
-              </w:rPr>
-              <w:t xml:space="preserve"> </w:t>
-            </w:r>
-            <w:proofErr w:type="spellStart"/>
-            <w:r>
-              <w:rPr>
-                <w:sz w:val="19"/>
-              </w:rPr>
-              <w:t>hình</w:t>
-            </w:r>
-            <w:proofErr w:type="spellEnd"/>
-            <w:r>
-              <w:rPr>
-                <w:sz w:val="19"/>
-              </w:rPr>
-              <w:t xml:space="preserve"> </w:t>
-            </w:r>
-            <w:proofErr w:type="spellStart"/>
-            <w:r>
-              <w:rPr>
-                <w:sz w:val="19"/>
-              </w:rPr>
-              <w:t>chuyển</w:t>
-            </w:r>
-            <w:proofErr w:type="spellEnd"/>
-            <w:r>
-              <w:rPr>
-                <w:sz w:val="19"/>
-              </w:rPr>
-              <w:t xml:space="preserve"> sang Lab </w:t>
-            </w:r>
-            <w:proofErr w:type="spellStart"/>
-            <w:r>
-              <w:rPr>
-                <w:sz w:val="19"/>
-              </w:rPr>
-              <w:t>Hóa</w:t>
-            </w:r>
-            <w:proofErr w:type="spellEnd"/>
-            <w:r>
-              <w:rPr>
-                <w:sz w:val="19"/>
-              </w:rPr>
-              <w:t>.</w:t>
+            <w:r>
+              <w:rPr>
+                <w:color w:val="374151"/>
+              </w:rPr>
+              <w:t>Bấm phím tắt Alt + U mở nhanh cửa sổ NOVA HUD nổi. Bấm biểu tượng micro nói lệnh: 'Mở cho tớ Lab Toán 3D' (hoặc gõ teencode tuổi teen). NOVA nhận diện giọng nói và phân loại ý định tức thì, tự động điều hướng màn hình mượt mà đưa học sinh sang Lab Toán.</w:t>
             </w:r>
           </w:p>
         </w:tc>
@@ -14840,621 +14286,11 @@
             </w:tcMar>
           </w:tcPr>
           <w:p>
-            <w:proofErr w:type="spellStart"/>
-            <w:r>
-              <w:rPr>
-                <w:sz w:val="19"/>
-              </w:rPr>
-              <w:t>Chuột</w:t>
-            </w:r>
-            <w:proofErr w:type="spellEnd"/>
-            <w:r>
-              <w:rPr>
-                <w:sz w:val="19"/>
-              </w:rPr>
-              <w:t xml:space="preserve"> </w:t>
-            </w:r>
-            <w:proofErr w:type="spellStart"/>
-            <w:r>
-              <w:rPr>
-                <w:sz w:val="19"/>
-              </w:rPr>
-              <w:t>xoay</w:t>
-            </w:r>
-            <w:proofErr w:type="spellEnd"/>
-            <w:r>
-              <w:rPr>
-                <w:sz w:val="19"/>
-              </w:rPr>
-              <w:t xml:space="preserve"> </w:t>
-            </w:r>
-            <w:proofErr w:type="spellStart"/>
-            <w:r>
-              <w:rPr>
-                <w:sz w:val="19"/>
-              </w:rPr>
-              <w:t>khối</w:t>
-            </w:r>
-            <w:proofErr w:type="spellEnd"/>
-            <w:r>
-              <w:rPr>
-                <w:sz w:val="19"/>
-              </w:rPr>
-              <w:t xml:space="preserve"> </w:t>
-            </w:r>
-            <w:proofErr w:type="spellStart"/>
-            <w:r>
-              <w:rPr>
-                <w:sz w:val="19"/>
-              </w:rPr>
-              <w:t>chóp</w:t>
-            </w:r>
-            <w:proofErr w:type="spellEnd"/>
-            <w:r>
-              <w:rPr>
-                <w:sz w:val="19"/>
-              </w:rPr>
-              <w:t xml:space="preserve"> / </w:t>
-            </w:r>
-            <w:proofErr w:type="spellStart"/>
-            <w:r>
-              <w:rPr>
-                <w:sz w:val="19"/>
-              </w:rPr>
-              <w:t>lăng</w:t>
-            </w:r>
-            <w:proofErr w:type="spellEnd"/>
-            <w:r>
-              <w:rPr>
-                <w:sz w:val="19"/>
-              </w:rPr>
-              <w:t xml:space="preserve"> </w:t>
-            </w:r>
-            <w:proofErr w:type="spellStart"/>
-            <w:r>
-              <w:rPr>
-                <w:sz w:val="19"/>
-              </w:rPr>
-              <w:t>trụ</w:t>
-            </w:r>
-            <w:proofErr w:type="spellEnd"/>
-            <w:r>
-              <w:rPr>
-                <w:sz w:val="19"/>
-              </w:rPr>
-              <w:t xml:space="preserve"> 3D </w:t>
-            </w:r>
-            <w:proofErr w:type="spellStart"/>
-            <w:r>
-              <w:rPr>
-                <w:sz w:val="19"/>
-              </w:rPr>
-              <w:t>trong</w:t>
-            </w:r>
-            <w:proofErr w:type="spellEnd"/>
-            <w:r>
-              <w:rPr>
-                <w:sz w:val="19"/>
-              </w:rPr>
-              <w:t xml:space="preserve"> </w:t>
-            </w:r>
-            <w:proofErr w:type="spellStart"/>
-            <w:r>
-              <w:rPr>
-                <w:sz w:val="19"/>
-              </w:rPr>
-              <w:t>không</w:t>
-            </w:r>
-            <w:proofErr w:type="spellEnd"/>
-            <w:r>
-              <w:rPr>
-                <w:sz w:val="19"/>
-              </w:rPr>
-              <w:t xml:space="preserve"> </w:t>
-            </w:r>
-            <w:proofErr w:type="spellStart"/>
-            <w:r>
-              <w:rPr>
-                <w:sz w:val="19"/>
-              </w:rPr>
-              <w:t>gian</w:t>
-            </w:r>
-            <w:proofErr w:type="spellEnd"/>
-            <w:r>
-              <w:rPr>
-                <w:sz w:val="19"/>
-              </w:rPr>
-              <w:t xml:space="preserve"> </w:t>
-            </w:r>
-            <w:proofErr w:type="spellStart"/>
-            <w:r>
-              <w:rPr>
-                <w:sz w:val="19"/>
-              </w:rPr>
-              <w:t>đa</w:t>
-            </w:r>
-            <w:proofErr w:type="spellEnd"/>
-            <w:r>
-              <w:rPr>
-                <w:sz w:val="19"/>
-              </w:rPr>
-              <w:t xml:space="preserve"> </w:t>
-            </w:r>
-            <w:proofErr w:type="spellStart"/>
-            <w:r>
-              <w:rPr>
-                <w:sz w:val="19"/>
-              </w:rPr>
-              <w:t>chiều</w:t>
-            </w:r>
-            <w:proofErr w:type="spellEnd"/>
-            <w:r>
-              <w:rPr>
-                <w:sz w:val="19"/>
-              </w:rPr>
-              <w:t xml:space="preserve">. Khung AI </w:t>
-            </w:r>
-            <w:proofErr w:type="spellStart"/>
-            <w:r>
-              <w:rPr>
-                <w:sz w:val="19"/>
-              </w:rPr>
-              <w:t>bên</w:t>
-            </w:r>
-            <w:proofErr w:type="spellEnd"/>
-            <w:r>
-              <w:rPr>
-                <w:sz w:val="19"/>
-              </w:rPr>
-              <w:t xml:space="preserve"> </w:t>
-            </w:r>
-            <w:proofErr w:type="spellStart"/>
-            <w:r>
-              <w:rPr>
-                <w:sz w:val="19"/>
-              </w:rPr>
-              <w:t>cạnh</w:t>
-            </w:r>
-            <w:proofErr w:type="spellEnd"/>
-            <w:r>
-              <w:rPr>
-                <w:sz w:val="19"/>
-              </w:rPr>
-              <w:t xml:space="preserve"> </w:t>
-            </w:r>
-            <w:proofErr w:type="spellStart"/>
-            <w:r>
-              <w:rPr>
-                <w:sz w:val="19"/>
-              </w:rPr>
-              <w:t>tự</w:t>
-            </w:r>
-            <w:proofErr w:type="spellEnd"/>
-            <w:r>
-              <w:rPr>
-                <w:sz w:val="19"/>
-              </w:rPr>
-              <w:t xml:space="preserve"> </w:t>
-            </w:r>
-            <w:proofErr w:type="spellStart"/>
-            <w:r>
-              <w:rPr>
-                <w:sz w:val="19"/>
-              </w:rPr>
-              <w:t>động</w:t>
-            </w:r>
-            <w:proofErr w:type="spellEnd"/>
-            <w:r>
-              <w:rPr>
-                <w:sz w:val="19"/>
-              </w:rPr>
-              <w:t xml:space="preserve"> </w:t>
-            </w:r>
-            <w:proofErr w:type="spellStart"/>
-            <w:r>
-              <w:rPr>
-                <w:sz w:val="19"/>
-              </w:rPr>
-              <w:t>xuất</w:t>
-            </w:r>
-            <w:proofErr w:type="spellEnd"/>
-            <w:r>
-              <w:rPr>
-                <w:sz w:val="19"/>
-              </w:rPr>
-              <w:t xml:space="preserve"> </w:t>
-            </w:r>
-            <w:proofErr w:type="spellStart"/>
-            <w:r>
-              <w:rPr>
-                <w:sz w:val="19"/>
-              </w:rPr>
-              <w:t>công</w:t>
-            </w:r>
-            <w:proofErr w:type="spellEnd"/>
-            <w:r>
-              <w:rPr>
-                <w:sz w:val="19"/>
-              </w:rPr>
-              <w:t xml:space="preserve"> </w:t>
-            </w:r>
-            <w:proofErr w:type="spellStart"/>
-            <w:r>
-              <w:rPr>
-                <w:sz w:val="19"/>
-              </w:rPr>
-              <w:t>thức</w:t>
-            </w:r>
-            <w:proofErr w:type="spellEnd"/>
-            <w:r>
-              <w:rPr>
-                <w:sz w:val="19"/>
-              </w:rPr>
-              <w:t xml:space="preserve"> KaTeX </w:t>
-            </w:r>
-            <w:proofErr w:type="spellStart"/>
-            <w:r>
-              <w:rPr>
-                <w:sz w:val="19"/>
-              </w:rPr>
-              <w:t>sắc</w:t>
-            </w:r>
-            <w:proofErr w:type="spellEnd"/>
-            <w:r>
-              <w:rPr>
-                <w:sz w:val="19"/>
-              </w:rPr>
-              <w:t xml:space="preserve"> </w:t>
-            </w:r>
-            <w:proofErr w:type="spellStart"/>
-            <w:r>
-              <w:rPr>
-                <w:sz w:val="19"/>
-              </w:rPr>
-              <w:t>nét</w:t>
-            </w:r>
-            <w:proofErr w:type="spellEnd"/>
-            <w:r>
-              <w:rPr>
-                <w:sz w:val="19"/>
-              </w:rPr>
-              <w:t xml:space="preserve">, </w:t>
-            </w:r>
-            <w:proofErr w:type="spellStart"/>
-            <w:r>
-              <w:rPr>
-                <w:sz w:val="19"/>
-              </w:rPr>
-              <w:t>tô</w:t>
-            </w:r>
-            <w:proofErr w:type="spellEnd"/>
-            <w:r>
-              <w:rPr>
-                <w:sz w:val="19"/>
-              </w:rPr>
-              <w:t xml:space="preserve"> </w:t>
-            </w:r>
-            <w:proofErr w:type="spellStart"/>
-            <w:r>
-              <w:rPr>
-                <w:sz w:val="19"/>
-              </w:rPr>
-              <w:t>sáng</w:t>
-            </w:r>
-            <w:proofErr w:type="spellEnd"/>
-            <w:r>
-              <w:rPr>
-                <w:sz w:val="19"/>
-              </w:rPr>
-              <w:t xml:space="preserve"> </w:t>
-            </w:r>
-            <w:proofErr w:type="spellStart"/>
-            <w:r>
-              <w:rPr>
-                <w:sz w:val="19"/>
-              </w:rPr>
-              <w:t>các</w:t>
-            </w:r>
-            <w:proofErr w:type="spellEnd"/>
-            <w:r>
-              <w:rPr>
-                <w:sz w:val="19"/>
-              </w:rPr>
-              <w:t xml:space="preserve"> </w:t>
-            </w:r>
-            <w:proofErr w:type="spellStart"/>
-            <w:r>
-              <w:rPr>
-                <w:sz w:val="19"/>
-              </w:rPr>
-              <w:t>đường</w:t>
-            </w:r>
-            <w:proofErr w:type="spellEnd"/>
-            <w:r>
-              <w:rPr>
-                <w:sz w:val="19"/>
-              </w:rPr>
-              <w:t xml:space="preserve"> </w:t>
-            </w:r>
-            <w:proofErr w:type="spellStart"/>
-            <w:r>
-              <w:rPr>
-                <w:sz w:val="19"/>
-              </w:rPr>
-              <w:t>chéo</w:t>
-            </w:r>
-            <w:proofErr w:type="spellEnd"/>
-            <w:r>
-              <w:rPr>
-                <w:sz w:val="19"/>
-              </w:rPr>
-              <w:t xml:space="preserve"> </w:t>
-            </w:r>
-            <w:proofErr w:type="spellStart"/>
-            <w:r>
-              <w:rPr>
-                <w:sz w:val="19"/>
-              </w:rPr>
-              <w:t>và</w:t>
-            </w:r>
-            <w:proofErr w:type="spellEnd"/>
-            <w:r>
-              <w:rPr>
-                <w:sz w:val="19"/>
-              </w:rPr>
-              <w:t xml:space="preserve"> </w:t>
-            </w:r>
-            <w:proofErr w:type="spellStart"/>
-            <w:r>
-              <w:rPr>
-                <w:sz w:val="19"/>
-              </w:rPr>
-              <w:t>tự</w:t>
-            </w:r>
-            <w:proofErr w:type="spellEnd"/>
-            <w:r>
-              <w:rPr>
-                <w:sz w:val="19"/>
-              </w:rPr>
-              <w:t xml:space="preserve"> </w:t>
-            </w:r>
-            <w:proofErr w:type="spellStart"/>
-            <w:r>
-              <w:rPr>
-                <w:sz w:val="19"/>
-              </w:rPr>
-              <w:t>kẻ</w:t>
-            </w:r>
-            <w:proofErr w:type="spellEnd"/>
-            <w:r>
-              <w:rPr>
-                <w:sz w:val="19"/>
-              </w:rPr>
-              <w:t xml:space="preserve"> </w:t>
-            </w:r>
-            <w:proofErr w:type="spellStart"/>
-            <w:r>
-              <w:rPr>
-                <w:sz w:val="19"/>
-              </w:rPr>
-              <w:t>đường</w:t>
-            </w:r>
-            <w:proofErr w:type="spellEnd"/>
-            <w:r>
-              <w:rPr>
-                <w:sz w:val="19"/>
-              </w:rPr>
-              <w:t xml:space="preserve"> </w:t>
-            </w:r>
-            <w:proofErr w:type="spellStart"/>
-            <w:r>
-              <w:rPr>
-                <w:sz w:val="19"/>
-              </w:rPr>
-              <w:t>cao</w:t>
-            </w:r>
-            <w:proofErr w:type="spellEnd"/>
-            <w:r>
-              <w:rPr>
-                <w:sz w:val="19"/>
-              </w:rPr>
-              <w:t xml:space="preserve"> </w:t>
-            </w:r>
-            <w:proofErr w:type="spellStart"/>
-            <w:r>
-              <w:rPr>
-                <w:sz w:val="19"/>
-              </w:rPr>
-              <w:t>phụ</w:t>
-            </w:r>
-            <w:proofErr w:type="spellEnd"/>
-            <w:r>
-              <w:rPr>
-                <w:sz w:val="19"/>
-              </w:rPr>
-              <w:t xml:space="preserve"> </w:t>
-            </w:r>
-            <w:proofErr w:type="spellStart"/>
-            <w:r>
-              <w:rPr>
-                <w:sz w:val="19"/>
-              </w:rPr>
-              <w:t>trên</w:t>
-            </w:r>
-            <w:proofErr w:type="spellEnd"/>
-            <w:r>
-              <w:rPr>
-                <w:sz w:val="19"/>
-              </w:rPr>
-              <w:t xml:space="preserve"> </w:t>
-            </w:r>
-            <w:proofErr w:type="spellStart"/>
-            <w:r>
-              <w:rPr>
-                <w:sz w:val="19"/>
-              </w:rPr>
-              <w:t>mô</w:t>
-            </w:r>
-            <w:proofErr w:type="spellEnd"/>
-            <w:r>
-              <w:rPr>
-                <w:sz w:val="19"/>
-              </w:rPr>
-              <w:t xml:space="preserve"> </w:t>
-            </w:r>
-            <w:proofErr w:type="spellStart"/>
-            <w:r>
-              <w:rPr>
-                <w:sz w:val="19"/>
-              </w:rPr>
-              <w:t>hình</w:t>
-            </w:r>
-            <w:proofErr w:type="spellEnd"/>
-            <w:r>
-              <w:rPr>
-                <w:sz w:val="19"/>
-              </w:rPr>
-              <w:t xml:space="preserve"> </w:t>
-            </w:r>
-            <w:proofErr w:type="spellStart"/>
-            <w:r>
-              <w:rPr>
-                <w:sz w:val="19"/>
-              </w:rPr>
-              <w:t>để</w:t>
-            </w:r>
-            <w:proofErr w:type="spellEnd"/>
-            <w:r>
-              <w:rPr>
-                <w:sz w:val="19"/>
-              </w:rPr>
-              <w:t xml:space="preserve"> </w:t>
-            </w:r>
-            <w:proofErr w:type="spellStart"/>
-            <w:r>
-              <w:rPr>
-                <w:sz w:val="19"/>
-              </w:rPr>
-              <w:t>hướng</w:t>
-            </w:r>
-            <w:proofErr w:type="spellEnd"/>
-            <w:r>
-              <w:rPr>
-                <w:sz w:val="19"/>
-              </w:rPr>
-              <w:t xml:space="preserve"> </w:t>
-            </w:r>
-            <w:proofErr w:type="spellStart"/>
-            <w:r>
-              <w:rPr>
-                <w:sz w:val="19"/>
-              </w:rPr>
-              <w:t>dẫn</w:t>
-            </w:r>
-            <w:proofErr w:type="spellEnd"/>
-            <w:r>
-              <w:rPr>
-                <w:sz w:val="19"/>
-              </w:rPr>
-              <w:t xml:space="preserve"> </w:t>
-            </w:r>
-            <w:proofErr w:type="spellStart"/>
-            <w:r>
-              <w:rPr>
-                <w:sz w:val="19"/>
-              </w:rPr>
-              <w:t>học</w:t>
-            </w:r>
-            <w:proofErr w:type="spellEnd"/>
-            <w:r>
-              <w:rPr>
-                <w:sz w:val="19"/>
-              </w:rPr>
-              <w:t xml:space="preserve"> </w:t>
-            </w:r>
-            <w:proofErr w:type="spellStart"/>
-            <w:r>
-              <w:rPr>
-                <w:sz w:val="19"/>
-              </w:rPr>
-              <w:t>sinh</w:t>
-            </w:r>
-            <w:proofErr w:type="spellEnd"/>
-            <w:r>
-              <w:rPr>
-                <w:sz w:val="19"/>
-              </w:rPr>
-              <w:t xml:space="preserve"> </w:t>
-            </w:r>
-            <w:proofErr w:type="spellStart"/>
-            <w:r>
-              <w:rPr>
-                <w:sz w:val="19"/>
-              </w:rPr>
-              <w:t>giải</w:t>
-            </w:r>
-            <w:proofErr w:type="spellEnd"/>
-            <w:r>
-              <w:rPr>
-                <w:sz w:val="19"/>
-              </w:rPr>
-              <w:t xml:space="preserve"> </w:t>
-            </w:r>
-            <w:proofErr w:type="spellStart"/>
-            <w:r>
-              <w:rPr>
-                <w:sz w:val="19"/>
-              </w:rPr>
-              <w:t>hình</w:t>
-            </w:r>
-            <w:proofErr w:type="spellEnd"/>
-            <w:r>
-              <w:rPr>
-                <w:sz w:val="19"/>
-              </w:rPr>
-              <w:t xml:space="preserve"> </w:t>
-            </w:r>
-            <w:proofErr w:type="spellStart"/>
-            <w:r>
-              <w:rPr>
-                <w:sz w:val="19"/>
-              </w:rPr>
-              <w:t>học</w:t>
-            </w:r>
-            <w:proofErr w:type="spellEnd"/>
-            <w:r>
-              <w:rPr>
-                <w:sz w:val="19"/>
-              </w:rPr>
-              <w:t xml:space="preserve"> </w:t>
-            </w:r>
-            <w:proofErr w:type="spellStart"/>
-            <w:r>
-              <w:rPr>
-                <w:sz w:val="19"/>
-              </w:rPr>
-              <w:t>không</w:t>
-            </w:r>
-            <w:proofErr w:type="spellEnd"/>
-            <w:r>
-              <w:rPr>
-                <w:sz w:val="19"/>
-              </w:rPr>
-              <w:t xml:space="preserve"> </w:t>
-            </w:r>
-            <w:proofErr w:type="spellStart"/>
-            <w:r>
-              <w:rPr>
-                <w:sz w:val="19"/>
-              </w:rPr>
-              <w:t>gian</w:t>
-            </w:r>
-            <w:proofErr w:type="spellEnd"/>
-            <w:r>
-              <w:rPr>
-                <w:sz w:val="19"/>
-              </w:rPr>
-              <w:t>.</w:t>
+            <w:r>
+              <w:rPr>
+                <w:color w:val="374151"/>
+              </w:rPr>
+              <w:t>Dán đề bài hình không gian vào ô nhập hoặc tải ảnh chụp đề bài lên, AI tự động phân tích và dựng ngay mô hình 3D Three.js xoay 360 độ kèm đường cao, nét phụ màu vàng và mặt phẳng thiết diện. Khung Hỏi - Đáp Gia sư AI bên cạnh hướng dẫn phương pháp giải và xuất công thức KaTeX sắc nét.</w:t>
             </w:r>
           </w:p>
         </w:tc>
@@ -16488,759 +15324,7 @@
                 <w:b/>
                 <w:color w:val="111827"/>
               </w:rPr>
-              <w:t>“</w:t>
-            </w:r>
-            <w:proofErr w:type="spellStart"/>
-            <w:r>
-              <w:rPr>
-                <w:b/>
-                <w:color w:val="111827"/>
-              </w:rPr>
-              <w:t>Bước</w:t>
-            </w:r>
-            <w:proofErr w:type="spellEnd"/>
-            <w:r>
-              <w:rPr>
-                <w:b/>
-                <w:color w:val="111827"/>
-              </w:rPr>
-              <w:t xml:space="preserve"> </w:t>
-            </w:r>
-            <w:proofErr w:type="spellStart"/>
-            <w:r>
-              <w:rPr>
-                <w:b/>
-                <w:color w:val="111827"/>
-              </w:rPr>
-              <w:t>vào</w:t>
-            </w:r>
-            <w:proofErr w:type="spellEnd"/>
-            <w:r>
-              <w:rPr>
-                <w:b/>
-                <w:color w:val="111827"/>
-              </w:rPr>
-              <w:t xml:space="preserve"> Lab </w:t>
-            </w:r>
-            <w:proofErr w:type="spellStart"/>
-            <w:r>
-              <w:rPr>
-                <w:b/>
-                <w:color w:val="111827"/>
-              </w:rPr>
-              <w:t>Toán</w:t>
-            </w:r>
-            <w:proofErr w:type="spellEnd"/>
-            <w:r>
-              <w:rPr>
-                <w:b/>
-                <w:color w:val="111827"/>
-              </w:rPr>
-              <w:t xml:space="preserve"> </w:t>
-            </w:r>
-            <w:proofErr w:type="spellStart"/>
-            <w:r>
-              <w:rPr>
-                <w:b/>
-                <w:color w:val="111827"/>
-              </w:rPr>
-              <w:t>học</w:t>
-            </w:r>
-            <w:proofErr w:type="spellEnd"/>
-            <w:r>
-              <w:rPr>
-                <w:b/>
-                <w:color w:val="111827"/>
-              </w:rPr>
-              <w:t xml:space="preserve">, </w:t>
-            </w:r>
-            <w:proofErr w:type="spellStart"/>
-            <w:r>
-              <w:rPr>
-                <w:b/>
-                <w:color w:val="111827"/>
-              </w:rPr>
-              <w:t>những</w:t>
-            </w:r>
-            <w:proofErr w:type="spellEnd"/>
-            <w:r>
-              <w:rPr>
-                <w:b/>
-                <w:color w:val="111827"/>
-              </w:rPr>
-              <w:t xml:space="preserve"> </w:t>
-            </w:r>
-            <w:proofErr w:type="spellStart"/>
-            <w:r>
-              <w:rPr>
-                <w:b/>
-                <w:color w:val="111827"/>
-              </w:rPr>
-              <w:t>khối</w:t>
-            </w:r>
-            <w:proofErr w:type="spellEnd"/>
-            <w:r>
-              <w:rPr>
-                <w:b/>
-                <w:color w:val="111827"/>
-              </w:rPr>
-              <w:t xml:space="preserve"> </w:t>
-            </w:r>
-            <w:proofErr w:type="spellStart"/>
-            <w:r>
-              <w:rPr>
-                <w:b/>
-                <w:color w:val="111827"/>
-              </w:rPr>
-              <w:t>không</w:t>
-            </w:r>
-            <w:proofErr w:type="spellEnd"/>
-            <w:r>
-              <w:rPr>
-                <w:b/>
-                <w:color w:val="111827"/>
-              </w:rPr>
-              <w:t xml:space="preserve"> </w:t>
-            </w:r>
-            <w:proofErr w:type="spellStart"/>
-            <w:r>
-              <w:rPr>
-                <w:b/>
-                <w:color w:val="111827"/>
-              </w:rPr>
-              <w:t>gian</w:t>
-            </w:r>
-            <w:proofErr w:type="spellEnd"/>
-            <w:r>
-              <w:rPr>
-                <w:b/>
-                <w:color w:val="111827"/>
-              </w:rPr>
-              <w:t xml:space="preserve"> </w:t>
-            </w:r>
-            <w:proofErr w:type="spellStart"/>
-            <w:r>
-              <w:rPr>
-                <w:b/>
-                <w:color w:val="111827"/>
-              </w:rPr>
-              <w:t>trừu</w:t>
-            </w:r>
-            <w:proofErr w:type="spellEnd"/>
-            <w:r>
-              <w:rPr>
-                <w:b/>
-                <w:color w:val="111827"/>
-              </w:rPr>
-              <w:t xml:space="preserve"> </w:t>
-            </w:r>
-            <w:proofErr w:type="spellStart"/>
-            <w:r>
-              <w:rPr>
-                <w:b/>
-                <w:color w:val="111827"/>
-              </w:rPr>
-              <w:t>tượng</w:t>
-            </w:r>
-            <w:proofErr w:type="spellEnd"/>
-            <w:r>
-              <w:rPr>
-                <w:b/>
-                <w:color w:val="111827"/>
-              </w:rPr>
-              <w:t xml:space="preserve"> </w:t>
-            </w:r>
-            <w:proofErr w:type="spellStart"/>
-            <w:r>
-              <w:rPr>
-                <w:b/>
-                <w:color w:val="111827"/>
-              </w:rPr>
-              <w:t>trở</w:t>
-            </w:r>
-            <w:proofErr w:type="spellEnd"/>
-            <w:r>
-              <w:rPr>
-                <w:b/>
-                <w:color w:val="111827"/>
-              </w:rPr>
-              <w:t xml:space="preserve"> </w:t>
-            </w:r>
-            <w:proofErr w:type="spellStart"/>
-            <w:r>
-              <w:rPr>
-                <w:b/>
-                <w:color w:val="111827"/>
-              </w:rPr>
-              <w:t>nên</w:t>
-            </w:r>
-            <w:proofErr w:type="spellEnd"/>
-            <w:r>
-              <w:rPr>
-                <w:b/>
-                <w:color w:val="111827"/>
-              </w:rPr>
-              <w:t xml:space="preserve"> </w:t>
-            </w:r>
-            <w:proofErr w:type="spellStart"/>
-            <w:r>
-              <w:rPr>
-                <w:b/>
-                <w:color w:val="111827"/>
-              </w:rPr>
-              <w:t>vô</w:t>
-            </w:r>
-            <w:proofErr w:type="spellEnd"/>
-            <w:r>
-              <w:rPr>
-                <w:b/>
-                <w:color w:val="111827"/>
-              </w:rPr>
-              <w:t xml:space="preserve"> </w:t>
-            </w:r>
-            <w:proofErr w:type="spellStart"/>
-            <w:r>
-              <w:rPr>
-                <w:b/>
-                <w:color w:val="111827"/>
-              </w:rPr>
-              <w:t>cùng</w:t>
-            </w:r>
-            <w:proofErr w:type="spellEnd"/>
-            <w:r>
-              <w:rPr>
-                <w:b/>
-                <w:color w:val="111827"/>
-              </w:rPr>
-              <w:t xml:space="preserve"> </w:t>
-            </w:r>
-            <w:proofErr w:type="spellStart"/>
-            <w:r>
-              <w:rPr>
-                <w:b/>
-                <w:color w:val="111827"/>
-              </w:rPr>
-              <w:t>sống</w:t>
-            </w:r>
-            <w:proofErr w:type="spellEnd"/>
-            <w:r>
-              <w:rPr>
-                <w:b/>
-                <w:color w:val="111827"/>
-              </w:rPr>
-              <w:t xml:space="preserve"> </w:t>
-            </w:r>
-            <w:proofErr w:type="spellStart"/>
-            <w:r>
-              <w:rPr>
-                <w:b/>
-                <w:color w:val="111827"/>
-              </w:rPr>
-              <w:t>động</w:t>
-            </w:r>
-            <w:proofErr w:type="spellEnd"/>
-            <w:r>
-              <w:rPr>
-                <w:b/>
-                <w:color w:val="111827"/>
-              </w:rPr>
-              <w:t xml:space="preserve"> qua </w:t>
-            </w:r>
-            <w:proofErr w:type="spellStart"/>
-            <w:r>
-              <w:rPr>
-                <w:b/>
-                <w:color w:val="111827"/>
-              </w:rPr>
-              <w:t>mô</w:t>
-            </w:r>
-            <w:proofErr w:type="spellEnd"/>
-            <w:r>
-              <w:rPr>
-                <w:b/>
-                <w:color w:val="111827"/>
-              </w:rPr>
-              <w:t xml:space="preserve"> </w:t>
-            </w:r>
-            <w:proofErr w:type="spellStart"/>
-            <w:r>
-              <w:rPr>
-                <w:b/>
-                <w:color w:val="111827"/>
-              </w:rPr>
-              <w:t>hình</w:t>
-            </w:r>
-            <w:proofErr w:type="spellEnd"/>
-            <w:r>
-              <w:rPr>
-                <w:b/>
-                <w:color w:val="111827"/>
-              </w:rPr>
-              <w:t xml:space="preserve"> 3D. </w:t>
-            </w:r>
-            <w:proofErr w:type="spellStart"/>
-            <w:r>
-              <w:rPr>
-                <w:b/>
-                <w:color w:val="111827"/>
-              </w:rPr>
-              <w:t>Trợ</w:t>
-            </w:r>
-            <w:proofErr w:type="spellEnd"/>
-            <w:r>
-              <w:rPr>
-                <w:b/>
-                <w:color w:val="111827"/>
-              </w:rPr>
-              <w:t xml:space="preserve"> </w:t>
-            </w:r>
-            <w:proofErr w:type="spellStart"/>
-            <w:r>
-              <w:rPr>
-                <w:b/>
-                <w:color w:val="111827"/>
-              </w:rPr>
-              <w:t>lý</w:t>
-            </w:r>
-            <w:proofErr w:type="spellEnd"/>
-            <w:r>
-              <w:rPr>
-                <w:b/>
-                <w:color w:val="111827"/>
-              </w:rPr>
-              <w:t xml:space="preserve"> AI </w:t>
-            </w:r>
-            <w:proofErr w:type="spellStart"/>
-            <w:r>
-              <w:rPr>
-                <w:b/>
-                <w:color w:val="111827"/>
-              </w:rPr>
-              <w:t>sẽ</w:t>
-            </w:r>
-            <w:proofErr w:type="spellEnd"/>
-            <w:r>
-              <w:rPr>
-                <w:b/>
-                <w:color w:val="111827"/>
-              </w:rPr>
-              <w:t xml:space="preserve"> </w:t>
-            </w:r>
-            <w:proofErr w:type="spellStart"/>
-            <w:r>
-              <w:rPr>
-                <w:b/>
-                <w:color w:val="111827"/>
-              </w:rPr>
-              <w:t>tự</w:t>
-            </w:r>
-            <w:proofErr w:type="spellEnd"/>
-            <w:r>
-              <w:rPr>
-                <w:b/>
-                <w:color w:val="111827"/>
-              </w:rPr>
-              <w:t xml:space="preserve"> </w:t>
-            </w:r>
-            <w:proofErr w:type="spellStart"/>
-            <w:r>
-              <w:rPr>
-                <w:b/>
-                <w:color w:val="111827"/>
-              </w:rPr>
-              <w:t>động</w:t>
-            </w:r>
-            <w:proofErr w:type="spellEnd"/>
-            <w:r>
-              <w:rPr>
-                <w:b/>
-                <w:color w:val="111827"/>
-              </w:rPr>
-              <w:t xml:space="preserve"> </w:t>
-            </w:r>
-            <w:proofErr w:type="spellStart"/>
-            <w:r>
-              <w:rPr>
-                <w:b/>
-                <w:color w:val="111827"/>
-              </w:rPr>
-              <w:t>gợi</w:t>
-            </w:r>
-            <w:proofErr w:type="spellEnd"/>
-            <w:r>
-              <w:rPr>
-                <w:b/>
-                <w:color w:val="111827"/>
-              </w:rPr>
-              <w:t xml:space="preserve"> ý </w:t>
-            </w:r>
-            <w:proofErr w:type="spellStart"/>
-            <w:r>
-              <w:rPr>
-                <w:b/>
-                <w:color w:val="111827"/>
-              </w:rPr>
-              <w:t>cách</w:t>
-            </w:r>
-            <w:proofErr w:type="spellEnd"/>
-            <w:r>
-              <w:rPr>
-                <w:b/>
-                <w:color w:val="111827"/>
-              </w:rPr>
-              <w:t xml:space="preserve"> </w:t>
-            </w:r>
-            <w:proofErr w:type="spellStart"/>
-            <w:r>
-              <w:rPr>
-                <w:b/>
-                <w:color w:val="111827"/>
-              </w:rPr>
-              <w:t>kẻ</w:t>
-            </w:r>
-            <w:proofErr w:type="spellEnd"/>
-            <w:r>
-              <w:rPr>
-                <w:b/>
-                <w:color w:val="111827"/>
-              </w:rPr>
-              <w:t xml:space="preserve"> </w:t>
-            </w:r>
-            <w:proofErr w:type="spellStart"/>
-            <w:r>
-              <w:rPr>
-                <w:b/>
-                <w:color w:val="111827"/>
-              </w:rPr>
-              <w:t>đường</w:t>
-            </w:r>
-            <w:proofErr w:type="spellEnd"/>
-            <w:r>
-              <w:rPr>
-                <w:b/>
-                <w:color w:val="111827"/>
-              </w:rPr>
-              <w:t xml:space="preserve"> </w:t>
-            </w:r>
-            <w:proofErr w:type="spellStart"/>
-            <w:r>
-              <w:rPr>
-                <w:b/>
-                <w:color w:val="111827"/>
-              </w:rPr>
-              <w:t>phụ</w:t>
-            </w:r>
-            <w:proofErr w:type="spellEnd"/>
-            <w:r>
-              <w:rPr>
-                <w:b/>
-                <w:color w:val="111827"/>
-              </w:rPr>
-              <w:t xml:space="preserve">, </w:t>
-            </w:r>
-            <w:proofErr w:type="spellStart"/>
-            <w:r>
-              <w:rPr>
-                <w:b/>
-                <w:color w:val="111827"/>
-              </w:rPr>
-              <w:t>hỗ</w:t>
-            </w:r>
-            <w:proofErr w:type="spellEnd"/>
-            <w:r>
-              <w:rPr>
-                <w:b/>
-                <w:color w:val="111827"/>
-              </w:rPr>
-              <w:t xml:space="preserve"> </w:t>
-            </w:r>
-            <w:proofErr w:type="spellStart"/>
-            <w:r>
-              <w:rPr>
-                <w:b/>
-                <w:color w:val="111827"/>
-              </w:rPr>
-              <w:t>trợ</w:t>
-            </w:r>
-            <w:proofErr w:type="spellEnd"/>
-            <w:r>
-              <w:rPr>
-                <w:b/>
-                <w:color w:val="111827"/>
-              </w:rPr>
-              <w:t xml:space="preserve"> </w:t>
-            </w:r>
-            <w:proofErr w:type="spellStart"/>
-            <w:r>
-              <w:rPr>
-                <w:b/>
-                <w:color w:val="111827"/>
-              </w:rPr>
-              <w:t>tính</w:t>
-            </w:r>
-            <w:proofErr w:type="spellEnd"/>
-            <w:r>
-              <w:rPr>
-                <w:b/>
-                <w:color w:val="111827"/>
-              </w:rPr>
-              <w:t xml:space="preserve"> </w:t>
-            </w:r>
-            <w:proofErr w:type="spellStart"/>
-            <w:r>
-              <w:rPr>
-                <w:b/>
-                <w:color w:val="111827"/>
-              </w:rPr>
-              <w:t>toán</w:t>
-            </w:r>
-            <w:proofErr w:type="spellEnd"/>
-            <w:r>
-              <w:rPr>
-                <w:b/>
-                <w:color w:val="111827"/>
-              </w:rPr>
-              <w:t xml:space="preserve"> </w:t>
-            </w:r>
-            <w:proofErr w:type="spellStart"/>
-            <w:r>
-              <w:rPr>
-                <w:b/>
-                <w:color w:val="111827"/>
-              </w:rPr>
-              <w:t>và</w:t>
-            </w:r>
-            <w:proofErr w:type="spellEnd"/>
-            <w:r>
-              <w:rPr>
-                <w:b/>
-                <w:color w:val="111827"/>
-              </w:rPr>
-              <w:t xml:space="preserve"> </w:t>
-            </w:r>
-            <w:proofErr w:type="spellStart"/>
-            <w:r>
-              <w:rPr>
-                <w:b/>
-                <w:color w:val="111827"/>
-              </w:rPr>
-              <w:t>đưa</w:t>
-            </w:r>
-            <w:proofErr w:type="spellEnd"/>
-            <w:r>
-              <w:rPr>
-                <w:b/>
-                <w:color w:val="111827"/>
-              </w:rPr>
-              <w:t xml:space="preserve"> </w:t>
-            </w:r>
-            <w:proofErr w:type="spellStart"/>
-            <w:r>
-              <w:rPr>
-                <w:b/>
-                <w:color w:val="111827"/>
-              </w:rPr>
-              <w:t>ra</w:t>
-            </w:r>
-            <w:proofErr w:type="spellEnd"/>
-            <w:r>
-              <w:rPr>
-                <w:b/>
-                <w:color w:val="111827"/>
-              </w:rPr>
-              <w:t xml:space="preserve"> </w:t>
-            </w:r>
-            <w:proofErr w:type="spellStart"/>
-            <w:r>
-              <w:rPr>
-                <w:b/>
-                <w:color w:val="111827"/>
-              </w:rPr>
-              <w:t>các</w:t>
-            </w:r>
-            <w:proofErr w:type="spellEnd"/>
-            <w:r>
-              <w:rPr>
-                <w:b/>
-                <w:color w:val="111827"/>
-              </w:rPr>
-              <w:t xml:space="preserve"> </w:t>
-            </w:r>
-            <w:proofErr w:type="spellStart"/>
-            <w:r>
-              <w:rPr>
-                <w:b/>
-                <w:color w:val="111827"/>
-              </w:rPr>
-              <w:t>bài</w:t>
-            </w:r>
-            <w:proofErr w:type="spellEnd"/>
-            <w:r>
-              <w:rPr>
-                <w:b/>
-                <w:color w:val="111827"/>
-              </w:rPr>
-              <w:t xml:space="preserve"> </w:t>
-            </w:r>
-            <w:proofErr w:type="spellStart"/>
-            <w:r>
-              <w:rPr>
-                <w:b/>
-                <w:color w:val="111827"/>
-              </w:rPr>
-              <w:t>tập</w:t>
-            </w:r>
-            <w:proofErr w:type="spellEnd"/>
-            <w:r>
-              <w:rPr>
-                <w:b/>
-                <w:color w:val="111827"/>
-              </w:rPr>
-              <w:t xml:space="preserve"> </w:t>
-            </w:r>
-            <w:proofErr w:type="spellStart"/>
-            <w:r>
-              <w:rPr>
-                <w:b/>
-                <w:color w:val="111827"/>
-              </w:rPr>
-              <w:t>phù</w:t>
-            </w:r>
-            <w:proofErr w:type="spellEnd"/>
-            <w:r>
-              <w:rPr>
-                <w:b/>
-                <w:color w:val="111827"/>
-              </w:rPr>
-              <w:t xml:space="preserve"> </w:t>
-            </w:r>
-            <w:proofErr w:type="spellStart"/>
-            <w:r>
-              <w:rPr>
-                <w:b/>
-                <w:color w:val="111827"/>
-              </w:rPr>
-              <w:t>hợp</w:t>
-            </w:r>
-            <w:proofErr w:type="spellEnd"/>
-            <w:r>
-              <w:rPr>
-                <w:b/>
-                <w:color w:val="111827"/>
-              </w:rPr>
-              <w:t xml:space="preserve"> </w:t>
-            </w:r>
-            <w:proofErr w:type="spellStart"/>
-            <w:r>
-              <w:rPr>
-                <w:b/>
-                <w:color w:val="111827"/>
-              </w:rPr>
-              <w:t>nhất</w:t>
-            </w:r>
-            <w:proofErr w:type="spellEnd"/>
-            <w:r>
-              <w:rPr>
-                <w:b/>
-                <w:color w:val="111827"/>
-              </w:rPr>
-              <w:t xml:space="preserve"> </w:t>
-            </w:r>
-            <w:proofErr w:type="spellStart"/>
-            <w:r>
-              <w:rPr>
-                <w:b/>
-                <w:color w:val="111827"/>
-              </w:rPr>
-              <w:t>với</w:t>
-            </w:r>
-            <w:proofErr w:type="spellEnd"/>
-            <w:r>
-              <w:rPr>
-                <w:b/>
-                <w:color w:val="111827"/>
-              </w:rPr>
-              <w:t xml:space="preserve"> </w:t>
-            </w:r>
-            <w:proofErr w:type="spellStart"/>
-            <w:r>
-              <w:rPr>
-                <w:b/>
-                <w:color w:val="111827"/>
-              </w:rPr>
-              <w:t>năng</w:t>
-            </w:r>
-            <w:proofErr w:type="spellEnd"/>
-            <w:r>
-              <w:rPr>
-                <w:b/>
-                <w:color w:val="111827"/>
-              </w:rPr>
-              <w:t xml:space="preserve"> </w:t>
-            </w:r>
-            <w:proofErr w:type="spellStart"/>
-            <w:r>
-              <w:rPr>
-                <w:b/>
-                <w:color w:val="111827"/>
-              </w:rPr>
-              <w:t>lực</w:t>
-            </w:r>
-            <w:proofErr w:type="spellEnd"/>
-            <w:r>
-              <w:rPr>
-                <w:b/>
-                <w:color w:val="111827"/>
-              </w:rPr>
-              <w:t xml:space="preserve"> </w:t>
-            </w:r>
-            <w:proofErr w:type="spellStart"/>
-            <w:r>
-              <w:rPr>
-                <w:b/>
-                <w:color w:val="111827"/>
-              </w:rPr>
-              <w:t>của</w:t>
-            </w:r>
-            <w:proofErr w:type="spellEnd"/>
-            <w:r>
-              <w:rPr>
-                <w:b/>
-                <w:color w:val="111827"/>
-              </w:rPr>
-              <w:t xml:space="preserve"> </w:t>
-            </w:r>
-            <w:proofErr w:type="spellStart"/>
-            <w:r>
-              <w:rPr>
-                <w:b/>
-                <w:color w:val="111827"/>
-              </w:rPr>
-              <w:t>từng</w:t>
-            </w:r>
-            <w:proofErr w:type="spellEnd"/>
-            <w:r>
-              <w:rPr>
-                <w:b/>
-                <w:color w:val="111827"/>
-              </w:rPr>
-              <w:t xml:space="preserve"> </w:t>
-            </w:r>
-            <w:proofErr w:type="spellStart"/>
-            <w:r>
-              <w:rPr>
-                <w:b/>
-                <w:color w:val="111827"/>
-              </w:rPr>
-              <w:t>bạn</w:t>
-            </w:r>
-            <w:proofErr w:type="spellEnd"/>
-            <w:r>
-              <w:rPr>
-                <w:b/>
-                <w:color w:val="111827"/>
-              </w:rPr>
-              <w:t>.”</w:t>
+              <w:t>“Bước vào Lab Toán, chỉ cần dán đề bài hoặc tải ảnh lên, AI sẽ tự động dựng ngay mô hình 3D đa chiều kèm sẵn các đường nét phụ. Kề bên là Gia sư AI, sẵn sàng giải đáp phương pháp và xuất công thức KaTeX chi tiết giúp bạn thấu suốt bài toán!”</w:t>
             </w:r>
           </w:p>
         </w:tc>
@@ -17397,551 +15481,11 @@
             </w:tcMar>
           </w:tcPr>
           <w:p>
-            <w:proofErr w:type="spellStart"/>
-            <w:r>
-              <w:rPr>
-                <w:sz w:val="19"/>
-              </w:rPr>
-              <w:t>Kéo</w:t>
-            </w:r>
-            <w:proofErr w:type="spellEnd"/>
-            <w:r>
-              <w:rPr>
-                <w:sz w:val="19"/>
-              </w:rPr>
-              <w:t xml:space="preserve"> </w:t>
-            </w:r>
-            <w:proofErr w:type="spellStart"/>
-            <w:r>
-              <w:rPr>
-                <w:sz w:val="19"/>
-              </w:rPr>
-              <w:t>gương</w:t>
-            </w:r>
-            <w:proofErr w:type="spellEnd"/>
-            <w:r>
-              <w:rPr>
-                <w:sz w:val="19"/>
-              </w:rPr>
-              <w:t xml:space="preserve"> </w:t>
-            </w:r>
-            <w:proofErr w:type="spellStart"/>
-            <w:r>
-              <w:rPr>
-                <w:sz w:val="19"/>
-              </w:rPr>
-              <w:t>phẳng</w:t>
-            </w:r>
-            <w:proofErr w:type="spellEnd"/>
-            <w:r>
-              <w:rPr>
-                <w:sz w:val="19"/>
-              </w:rPr>
-              <w:t xml:space="preserve"> </w:t>
-            </w:r>
-            <w:proofErr w:type="spellStart"/>
-            <w:r>
-              <w:rPr>
-                <w:sz w:val="19"/>
-              </w:rPr>
-              <w:t>bẻ</w:t>
-            </w:r>
-            <w:proofErr w:type="spellEnd"/>
-            <w:r>
-              <w:rPr>
-                <w:sz w:val="19"/>
-              </w:rPr>
-              <w:t xml:space="preserve"> </w:t>
-            </w:r>
-            <w:proofErr w:type="spellStart"/>
-            <w:r>
-              <w:rPr>
-                <w:sz w:val="19"/>
-              </w:rPr>
-              <w:t>đường</w:t>
-            </w:r>
-            <w:proofErr w:type="spellEnd"/>
-            <w:r>
-              <w:rPr>
-                <w:sz w:val="19"/>
-              </w:rPr>
-              <w:t xml:space="preserve"> </w:t>
-            </w:r>
-            <w:proofErr w:type="spellStart"/>
-            <w:r>
-              <w:rPr>
-                <w:sz w:val="19"/>
-              </w:rPr>
-              <w:t>truyền</w:t>
-            </w:r>
-            <w:proofErr w:type="spellEnd"/>
-            <w:r>
-              <w:rPr>
-                <w:sz w:val="19"/>
-              </w:rPr>
-              <w:t xml:space="preserve"> </w:t>
-            </w:r>
-            <w:proofErr w:type="spellStart"/>
-            <w:r>
-              <w:rPr>
-                <w:sz w:val="19"/>
-              </w:rPr>
-              <w:t>tia</w:t>
-            </w:r>
-            <w:proofErr w:type="spellEnd"/>
-            <w:r>
-              <w:rPr>
-                <w:sz w:val="19"/>
-              </w:rPr>
-              <w:t xml:space="preserve"> laser </w:t>
-            </w:r>
-            <w:proofErr w:type="spellStart"/>
-            <w:r>
-              <w:rPr>
-                <w:sz w:val="19"/>
-              </w:rPr>
-              <w:t>phản</w:t>
-            </w:r>
-            <w:proofErr w:type="spellEnd"/>
-            <w:r>
-              <w:rPr>
-                <w:sz w:val="19"/>
-              </w:rPr>
-              <w:t xml:space="preserve"> </w:t>
-            </w:r>
-            <w:proofErr w:type="spellStart"/>
-            <w:r>
-              <w:rPr>
-                <w:sz w:val="19"/>
-              </w:rPr>
-              <w:t>xạ</w:t>
-            </w:r>
-            <w:proofErr w:type="spellEnd"/>
-            <w:r>
-              <w:rPr>
-                <w:sz w:val="19"/>
-              </w:rPr>
-              <w:t xml:space="preserve"> </w:t>
-            </w:r>
-            <w:proofErr w:type="spellStart"/>
-            <w:r>
-              <w:rPr>
-                <w:sz w:val="19"/>
-              </w:rPr>
-              <w:t>nhiều</w:t>
-            </w:r>
-            <w:proofErr w:type="spellEnd"/>
-            <w:r>
-              <w:rPr>
-                <w:sz w:val="19"/>
-              </w:rPr>
-              <w:t xml:space="preserve"> </w:t>
-            </w:r>
-            <w:proofErr w:type="spellStart"/>
-            <w:r>
-              <w:rPr>
-                <w:sz w:val="19"/>
-              </w:rPr>
-              <w:t>lần</w:t>
-            </w:r>
-            <w:proofErr w:type="spellEnd"/>
-            <w:r>
-              <w:rPr>
-                <w:sz w:val="19"/>
-              </w:rPr>
-              <w:t xml:space="preserve"> </w:t>
-            </w:r>
-            <w:proofErr w:type="spellStart"/>
-            <w:r>
-              <w:rPr>
-                <w:sz w:val="19"/>
-              </w:rPr>
-              <w:t>trúng</w:t>
-            </w:r>
-            <w:proofErr w:type="spellEnd"/>
-            <w:r>
-              <w:rPr>
-                <w:sz w:val="19"/>
-              </w:rPr>
-              <w:t xml:space="preserve"> </w:t>
-            </w:r>
-            <w:proofErr w:type="spellStart"/>
-            <w:r>
-              <w:rPr>
-                <w:sz w:val="19"/>
-              </w:rPr>
-              <w:t>đích</w:t>
-            </w:r>
-            <w:proofErr w:type="spellEnd"/>
-            <w:r>
-              <w:rPr>
-                <w:sz w:val="19"/>
-              </w:rPr>
-              <w:t xml:space="preserve">. </w:t>
-            </w:r>
-            <w:proofErr w:type="spellStart"/>
-            <w:r>
-              <w:rPr>
-                <w:sz w:val="19"/>
-              </w:rPr>
-              <w:t>Cố</w:t>
-            </w:r>
-            <w:proofErr w:type="spellEnd"/>
-            <w:r>
-              <w:rPr>
-                <w:sz w:val="19"/>
-              </w:rPr>
-              <w:t xml:space="preserve"> </w:t>
-            </w:r>
-            <w:proofErr w:type="spellStart"/>
-            <w:r>
-              <w:rPr>
-                <w:sz w:val="19"/>
-              </w:rPr>
-              <w:t>tình</w:t>
-            </w:r>
-            <w:proofErr w:type="spellEnd"/>
-            <w:r>
-              <w:rPr>
-                <w:sz w:val="19"/>
-              </w:rPr>
-              <w:t xml:space="preserve"> </w:t>
-            </w:r>
-            <w:proofErr w:type="spellStart"/>
-            <w:r>
-              <w:rPr>
-                <w:sz w:val="19"/>
-              </w:rPr>
-              <w:t>xoay</w:t>
-            </w:r>
-            <w:proofErr w:type="spellEnd"/>
-            <w:r>
-              <w:rPr>
-                <w:sz w:val="19"/>
-              </w:rPr>
-              <w:t xml:space="preserve"> </w:t>
-            </w:r>
-            <w:proofErr w:type="spellStart"/>
-            <w:r>
-              <w:rPr>
-                <w:sz w:val="19"/>
-              </w:rPr>
-              <w:t>lệch</w:t>
-            </w:r>
-            <w:proofErr w:type="spellEnd"/>
-            <w:r>
-              <w:rPr>
-                <w:sz w:val="19"/>
-              </w:rPr>
-              <w:t xml:space="preserve"> </w:t>
-            </w:r>
-            <w:proofErr w:type="spellStart"/>
-            <w:r>
-              <w:rPr>
-                <w:sz w:val="19"/>
-              </w:rPr>
-              <w:t>gương</w:t>
-            </w:r>
-            <w:proofErr w:type="spellEnd"/>
-            <w:r>
-              <w:rPr>
-                <w:sz w:val="19"/>
-              </w:rPr>
-              <w:t xml:space="preserve">, </w:t>
-            </w:r>
-            <w:proofErr w:type="spellStart"/>
-            <w:r>
-              <w:rPr>
-                <w:sz w:val="19"/>
-              </w:rPr>
-              <w:t>bảng</w:t>
-            </w:r>
-            <w:proofErr w:type="spellEnd"/>
-            <w:r>
-              <w:rPr>
-                <w:sz w:val="19"/>
-              </w:rPr>
-              <w:t xml:space="preserve"> </w:t>
-            </w:r>
-            <w:proofErr w:type="spellStart"/>
-            <w:r>
-              <w:rPr>
-                <w:sz w:val="19"/>
-              </w:rPr>
-              <w:t>chẩn</w:t>
-            </w:r>
-            <w:proofErr w:type="spellEnd"/>
-            <w:r>
-              <w:rPr>
-                <w:sz w:val="19"/>
-              </w:rPr>
-              <w:t xml:space="preserve"> </w:t>
-            </w:r>
-            <w:proofErr w:type="spellStart"/>
-            <w:r>
-              <w:rPr>
-                <w:sz w:val="19"/>
-              </w:rPr>
-              <w:t>đoán</w:t>
-            </w:r>
-            <w:proofErr w:type="spellEnd"/>
-            <w:r>
-              <w:rPr>
-                <w:sz w:val="19"/>
-              </w:rPr>
-              <w:t xml:space="preserve"> </w:t>
-            </w:r>
-            <w:proofErr w:type="spellStart"/>
-            <w:r>
-              <w:rPr>
-                <w:sz w:val="19"/>
-              </w:rPr>
-              <w:t>kNN</w:t>
-            </w:r>
-            <w:proofErr w:type="spellEnd"/>
-            <w:r>
-              <w:rPr>
-                <w:sz w:val="19"/>
-              </w:rPr>
-              <w:t xml:space="preserve"> </w:t>
-            </w:r>
-            <w:proofErr w:type="spellStart"/>
-            <w:r>
-              <w:rPr>
-                <w:sz w:val="19"/>
-              </w:rPr>
-              <w:t>hiện</w:t>
-            </w:r>
-            <w:proofErr w:type="spellEnd"/>
-            <w:r>
-              <w:rPr>
-                <w:sz w:val="19"/>
-              </w:rPr>
-              <w:t xml:space="preserve"> </w:t>
-            </w:r>
-            <w:proofErr w:type="spellStart"/>
-            <w:r>
-              <w:rPr>
-                <w:sz w:val="19"/>
-              </w:rPr>
-              <w:t>lên</w:t>
-            </w:r>
-            <w:proofErr w:type="spellEnd"/>
-            <w:r>
-              <w:rPr>
-                <w:sz w:val="19"/>
-              </w:rPr>
-              <w:t>: '</w:t>
-            </w:r>
-            <w:proofErr w:type="spellStart"/>
-            <w:r>
-              <w:rPr>
-                <w:sz w:val="19"/>
-              </w:rPr>
-              <w:t>Lệch</w:t>
-            </w:r>
-            <w:proofErr w:type="spellEnd"/>
-            <w:r>
-              <w:rPr>
-                <w:sz w:val="19"/>
-              </w:rPr>
-              <w:t xml:space="preserve"> </w:t>
-            </w:r>
-            <w:proofErr w:type="spellStart"/>
-            <w:r>
-              <w:rPr>
-                <w:sz w:val="19"/>
-              </w:rPr>
-              <w:t>góc</w:t>
-            </w:r>
-            <w:proofErr w:type="spellEnd"/>
-            <w:r>
-              <w:rPr>
-                <w:sz w:val="19"/>
-              </w:rPr>
-              <w:t xml:space="preserve"> </w:t>
-            </w:r>
-            <w:proofErr w:type="spellStart"/>
-            <w:r>
-              <w:rPr>
-                <w:sz w:val="19"/>
-              </w:rPr>
-              <w:t>tới</w:t>
-            </w:r>
-            <w:proofErr w:type="spellEnd"/>
-            <w:r>
-              <w:rPr>
-                <w:sz w:val="19"/>
-              </w:rPr>
-              <w:t xml:space="preserve"> 5° - </w:t>
-            </w:r>
-            <w:proofErr w:type="spellStart"/>
-            <w:r>
-              <w:rPr>
-                <w:sz w:val="19"/>
-              </w:rPr>
-              <w:t>Hãy</w:t>
-            </w:r>
-            <w:proofErr w:type="spellEnd"/>
-            <w:r>
-              <w:rPr>
-                <w:sz w:val="19"/>
-              </w:rPr>
-              <w:t xml:space="preserve"> </w:t>
-            </w:r>
-            <w:proofErr w:type="spellStart"/>
-            <w:r>
-              <w:rPr>
-                <w:sz w:val="19"/>
-              </w:rPr>
-              <w:t>điều</w:t>
-            </w:r>
-            <w:proofErr w:type="spellEnd"/>
-            <w:r>
-              <w:rPr>
-                <w:sz w:val="19"/>
-              </w:rPr>
-              <w:t xml:space="preserve"> </w:t>
-            </w:r>
-            <w:proofErr w:type="spellStart"/>
-            <w:r>
-              <w:rPr>
-                <w:sz w:val="19"/>
-              </w:rPr>
-              <w:t>chỉnh</w:t>
-            </w:r>
-            <w:proofErr w:type="spellEnd"/>
-            <w:r>
-              <w:rPr>
-                <w:sz w:val="19"/>
-              </w:rPr>
-              <w:t xml:space="preserve"> </w:t>
-            </w:r>
-            <w:proofErr w:type="spellStart"/>
-            <w:r>
-              <w:rPr>
-                <w:sz w:val="19"/>
-              </w:rPr>
-              <w:t>lại</w:t>
-            </w:r>
-            <w:proofErr w:type="spellEnd"/>
-            <w:r>
-              <w:rPr>
-                <w:sz w:val="19"/>
-              </w:rPr>
-              <w:t xml:space="preserve"> </w:t>
-            </w:r>
-            <w:proofErr w:type="spellStart"/>
-            <w:r>
-              <w:rPr>
-                <w:sz w:val="19"/>
-              </w:rPr>
-              <w:t>gương</w:t>
-            </w:r>
-            <w:proofErr w:type="spellEnd"/>
-            <w:r>
-              <w:rPr>
-                <w:sz w:val="19"/>
-              </w:rPr>
-              <w:t xml:space="preserve">' </w:t>
-            </w:r>
-            <w:proofErr w:type="spellStart"/>
-            <w:r>
-              <w:rPr>
-                <w:sz w:val="19"/>
-              </w:rPr>
-              <w:t>kèm</w:t>
-            </w:r>
-            <w:proofErr w:type="spellEnd"/>
-            <w:r>
-              <w:rPr>
-                <w:sz w:val="19"/>
-              </w:rPr>
-              <w:t xml:space="preserve"> </w:t>
-            </w:r>
-            <w:proofErr w:type="spellStart"/>
-            <w:r>
-              <w:rPr>
-                <w:sz w:val="19"/>
-              </w:rPr>
-              <w:t>hướng</w:t>
-            </w:r>
-            <w:proofErr w:type="spellEnd"/>
-            <w:r>
-              <w:rPr>
-                <w:sz w:val="19"/>
-              </w:rPr>
-              <w:t xml:space="preserve"> </w:t>
-            </w:r>
-            <w:proofErr w:type="spellStart"/>
-            <w:r>
-              <w:rPr>
-                <w:sz w:val="19"/>
-              </w:rPr>
-              <w:t>dẫn</w:t>
-            </w:r>
-            <w:proofErr w:type="spellEnd"/>
-            <w:r>
-              <w:rPr>
-                <w:sz w:val="19"/>
-              </w:rPr>
-              <w:t xml:space="preserve"> </w:t>
-            </w:r>
-            <w:proofErr w:type="spellStart"/>
-            <w:r>
-              <w:rPr>
-                <w:sz w:val="19"/>
-              </w:rPr>
-              <w:t>khắc</w:t>
-            </w:r>
-            <w:proofErr w:type="spellEnd"/>
-            <w:r>
-              <w:rPr>
-                <w:sz w:val="19"/>
-              </w:rPr>
-              <w:t xml:space="preserve"> </w:t>
-            </w:r>
-            <w:proofErr w:type="spellStart"/>
-            <w:r>
-              <w:rPr>
-                <w:sz w:val="19"/>
-              </w:rPr>
-              <w:t>phục</w:t>
-            </w:r>
-            <w:proofErr w:type="spellEnd"/>
-            <w:r>
-              <w:rPr>
-                <w:sz w:val="19"/>
-              </w:rPr>
-              <w:t xml:space="preserve"> </w:t>
-            </w:r>
-            <w:proofErr w:type="spellStart"/>
-            <w:r>
-              <w:rPr>
-                <w:sz w:val="19"/>
-              </w:rPr>
-              <w:t>sai</w:t>
-            </w:r>
-            <w:proofErr w:type="spellEnd"/>
-            <w:r>
-              <w:rPr>
-                <w:sz w:val="19"/>
-              </w:rPr>
-              <w:t xml:space="preserve"> </w:t>
-            </w:r>
-            <w:proofErr w:type="spellStart"/>
-            <w:r>
-              <w:rPr>
-                <w:sz w:val="19"/>
-              </w:rPr>
-              <w:t>lệch</w:t>
-            </w:r>
-            <w:proofErr w:type="spellEnd"/>
-            <w:r>
-              <w:rPr>
-                <w:sz w:val="19"/>
-              </w:rPr>
-              <w:t>.</w:t>
+            <w:r>
+              <w:rPr>
+                <w:color w:val="374151"/>
+              </w:rPr>
+              <w:t>Mở phòng thí nghiệm thực hành Dao động Điều hòa / Con lắc đơn: Kéo lệch vật nặng rồi thả chuột, con lắc dao động mượt mà, đồ thị li độ - thời gian (x-t) vẽ sóng sin liên tục theo thời gian thực. Khung AI Vật lý bên cạnh giải đáp ngay công thức động năng, thế năng cực đại chuẩn KaTeX.</w:t>
             </w:r>
           </w:p>
         </w:tc>
@@ -19925,555 +17469,9 @@
           <w:p>
             <w:r>
               <w:rPr>
-                <w:sz w:val="19"/>
-              </w:rPr>
-              <w:t xml:space="preserve">Rót dung </w:t>
-            </w:r>
-            <w:proofErr w:type="spellStart"/>
-            <w:r>
-              <w:rPr>
-                <w:sz w:val="19"/>
-              </w:rPr>
-              <w:t>dịch</w:t>
-            </w:r>
-            <w:proofErr w:type="spellEnd"/>
-            <w:r>
-              <w:rPr>
-                <w:sz w:val="19"/>
-              </w:rPr>
-              <w:t xml:space="preserve"> </w:t>
-            </w:r>
-            <w:proofErr w:type="spellStart"/>
-            <w:r>
-              <w:rPr>
-                <w:sz w:val="19"/>
-              </w:rPr>
-              <w:t>vào</w:t>
-            </w:r>
-            <w:proofErr w:type="spellEnd"/>
-            <w:r>
-              <w:rPr>
-                <w:sz w:val="19"/>
-              </w:rPr>
-              <w:t xml:space="preserve"> </w:t>
-            </w:r>
-            <w:proofErr w:type="spellStart"/>
-            <w:r>
-              <w:rPr>
-                <w:sz w:val="19"/>
-              </w:rPr>
-              <w:t>cốc</w:t>
-            </w:r>
-            <w:proofErr w:type="spellEnd"/>
-            <w:r>
-              <w:rPr>
-                <w:sz w:val="19"/>
-              </w:rPr>
-              <w:t xml:space="preserve"> </w:t>
-            </w:r>
-            <w:proofErr w:type="spellStart"/>
-            <w:r>
-              <w:rPr>
-                <w:sz w:val="19"/>
-              </w:rPr>
-              <w:t>nghiệm</w:t>
-            </w:r>
-            <w:proofErr w:type="spellEnd"/>
-            <w:r>
-              <w:rPr>
-                <w:sz w:val="19"/>
-              </w:rPr>
-              <w:t xml:space="preserve"> </w:t>
-            </w:r>
-            <w:proofErr w:type="spellStart"/>
-            <w:r>
-              <w:rPr>
-                <w:sz w:val="19"/>
-              </w:rPr>
-              <w:t>ảo</w:t>
-            </w:r>
-            <w:proofErr w:type="spellEnd"/>
-            <w:r>
-              <w:rPr>
-                <w:sz w:val="19"/>
-              </w:rPr>
-              <w:t xml:space="preserve">, dung </w:t>
-            </w:r>
-            <w:proofErr w:type="spellStart"/>
-            <w:r>
-              <w:rPr>
-                <w:sz w:val="19"/>
-              </w:rPr>
-              <w:t>dịch</w:t>
-            </w:r>
-            <w:proofErr w:type="spellEnd"/>
-            <w:r>
-              <w:rPr>
-                <w:sz w:val="19"/>
-              </w:rPr>
-              <w:t xml:space="preserve"> </w:t>
-            </w:r>
-            <w:proofErr w:type="spellStart"/>
-            <w:r>
-              <w:rPr>
-                <w:sz w:val="19"/>
-              </w:rPr>
-              <w:t>sôi</w:t>
-            </w:r>
-            <w:proofErr w:type="spellEnd"/>
-            <w:r>
-              <w:rPr>
-                <w:sz w:val="19"/>
-              </w:rPr>
-              <w:t xml:space="preserve"> </w:t>
-            </w:r>
-            <w:proofErr w:type="spellStart"/>
-            <w:r>
-              <w:rPr>
-                <w:sz w:val="19"/>
-              </w:rPr>
-              <w:t>bọt</w:t>
-            </w:r>
-            <w:proofErr w:type="spellEnd"/>
-            <w:r>
-              <w:rPr>
-                <w:sz w:val="19"/>
-              </w:rPr>
-              <w:t xml:space="preserve"> </w:t>
-            </w:r>
-            <w:proofErr w:type="spellStart"/>
-            <w:r>
-              <w:rPr>
-                <w:sz w:val="19"/>
-              </w:rPr>
-              <w:t>đổi</w:t>
-            </w:r>
-            <w:proofErr w:type="spellEnd"/>
-            <w:r>
-              <w:rPr>
-                <w:sz w:val="19"/>
-              </w:rPr>
-              <w:t xml:space="preserve"> </w:t>
-            </w:r>
-            <w:proofErr w:type="spellStart"/>
-            <w:r>
-              <w:rPr>
-                <w:sz w:val="19"/>
-              </w:rPr>
-              <w:t>màu</w:t>
-            </w:r>
-            <w:proofErr w:type="spellEnd"/>
-            <w:r>
-              <w:rPr>
-                <w:sz w:val="19"/>
-              </w:rPr>
-              <w:t xml:space="preserve"> </w:t>
-            </w:r>
-            <w:proofErr w:type="spellStart"/>
-            <w:r>
-              <w:rPr>
-                <w:sz w:val="19"/>
-              </w:rPr>
-              <w:t>hồng</w:t>
-            </w:r>
-            <w:proofErr w:type="spellEnd"/>
-            <w:r>
-              <w:rPr>
-                <w:sz w:val="19"/>
-              </w:rPr>
-              <w:t xml:space="preserve"> phenolphthalein. AI </w:t>
-            </w:r>
-            <w:proofErr w:type="spellStart"/>
-            <w:r>
-              <w:rPr>
-                <w:sz w:val="19"/>
-              </w:rPr>
-              <w:t>Giám</w:t>
-            </w:r>
-            <w:proofErr w:type="spellEnd"/>
-            <w:r>
-              <w:rPr>
-                <w:sz w:val="19"/>
-              </w:rPr>
-              <w:t xml:space="preserve"> </w:t>
-            </w:r>
-            <w:proofErr w:type="spellStart"/>
-            <w:r>
-              <w:rPr>
-                <w:sz w:val="19"/>
-              </w:rPr>
-              <w:t>sát</w:t>
-            </w:r>
-            <w:proofErr w:type="spellEnd"/>
-            <w:r>
-              <w:rPr>
-                <w:sz w:val="19"/>
-              </w:rPr>
-              <w:t xml:space="preserve"> </w:t>
-            </w:r>
-            <w:proofErr w:type="spellStart"/>
-            <w:r>
-              <w:rPr>
-                <w:sz w:val="19"/>
-              </w:rPr>
-              <w:t>hiện</w:t>
-            </w:r>
-            <w:proofErr w:type="spellEnd"/>
-            <w:r>
-              <w:rPr>
-                <w:sz w:val="19"/>
-              </w:rPr>
-              <w:t xml:space="preserve"> </w:t>
-            </w:r>
-            <w:proofErr w:type="spellStart"/>
-            <w:r>
-              <w:rPr>
-                <w:sz w:val="19"/>
-              </w:rPr>
-              <w:t>thanh</w:t>
-            </w:r>
-            <w:proofErr w:type="spellEnd"/>
-            <w:r>
-              <w:rPr>
-                <w:sz w:val="19"/>
-              </w:rPr>
-              <w:t xml:space="preserve"> </w:t>
-            </w:r>
-            <w:proofErr w:type="spellStart"/>
-            <w:r>
-              <w:rPr>
-                <w:sz w:val="19"/>
-              </w:rPr>
-              <w:t>đo</w:t>
-            </w:r>
-            <w:proofErr w:type="spellEnd"/>
-            <w:r>
-              <w:rPr>
-                <w:sz w:val="19"/>
-              </w:rPr>
-              <w:t xml:space="preserve"> </w:t>
-            </w:r>
-            <w:proofErr w:type="spellStart"/>
-            <w:r>
-              <w:rPr>
-                <w:sz w:val="19"/>
-              </w:rPr>
-              <w:t>rủi</w:t>
-            </w:r>
-            <w:proofErr w:type="spellEnd"/>
-            <w:r>
-              <w:rPr>
-                <w:sz w:val="19"/>
-              </w:rPr>
-              <w:t xml:space="preserve"> </w:t>
-            </w:r>
-            <w:proofErr w:type="spellStart"/>
-            <w:r>
-              <w:rPr>
-                <w:sz w:val="19"/>
-              </w:rPr>
-              <w:t>ro</w:t>
-            </w:r>
-            <w:proofErr w:type="spellEnd"/>
-            <w:r>
-              <w:rPr>
-                <w:sz w:val="19"/>
-              </w:rPr>
-              <w:t xml:space="preserve"> </w:t>
-            </w:r>
-            <w:proofErr w:type="spellStart"/>
-            <w:r>
-              <w:rPr>
-                <w:sz w:val="19"/>
-              </w:rPr>
-              <w:t>và</w:t>
-            </w:r>
-            <w:proofErr w:type="spellEnd"/>
-            <w:r>
-              <w:rPr>
-                <w:sz w:val="19"/>
-              </w:rPr>
-              <w:t xml:space="preserve"> </w:t>
-            </w:r>
-            <w:proofErr w:type="spellStart"/>
-            <w:r>
-              <w:rPr>
-                <w:sz w:val="19"/>
-              </w:rPr>
-              <w:t>nhãn</w:t>
-            </w:r>
-            <w:proofErr w:type="spellEnd"/>
-            <w:r>
-              <w:rPr>
-                <w:sz w:val="19"/>
-              </w:rPr>
-              <w:t xml:space="preserve"> 'Danger' </w:t>
-            </w:r>
-            <w:proofErr w:type="spellStart"/>
-            <w:r>
-              <w:rPr>
-                <w:sz w:val="19"/>
-              </w:rPr>
-              <w:t>màu</w:t>
-            </w:r>
-            <w:proofErr w:type="spellEnd"/>
-            <w:r>
-              <w:rPr>
-                <w:sz w:val="19"/>
-              </w:rPr>
-              <w:t xml:space="preserve"> </w:t>
-            </w:r>
-            <w:proofErr w:type="spellStart"/>
-            <w:r>
-              <w:rPr>
-                <w:sz w:val="19"/>
-              </w:rPr>
-              <w:t>đỏ</w:t>
-            </w:r>
-            <w:proofErr w:type="spellEnd"/>
-            <w:r>
-              <w:rPr>
-                <w:sz w:val="19"/>
-              </w:rPr>
-              <w:t xml:space="preserve"> </w:t>
-            </w:r>
-            <w:proofErr w:type="spellStart"/>
-            <w:r>
-              <w:rPr>
-                <w:sz w:val="19"/>
-              </w:rPr>
-              <w:t>chặn</w:t>
-            </w:r>
-            <w:proofErr w:type="spellEnd"/>
-            <w:r>
-              <w:rPr>
-                <w:sz w:val="19"/>
-              </w:rPr>
-              <w:t xml:space="preserve"> </w:t>
-            </w:r>
-            <w:proofErr w:type="spellStart"/>
-            <w:r>
-              <w:rPr>
-                <w:sz w:val="19"/>
-              </w:rPr>
-              <w:t>quá</w:t>
-            </w:r>
-            <w:proofErr w:type="spellEnd"/>
-            <w:r>
-              <w:rPr>
-                <w:sz w:val="19"/>
-              </w:rPr>
-              <w:t xml:space="preserve"> </w:t>
-            </w:r>
-            <w:proofErr w:type="spellStart"/>
-            <w:r>
-              <w:rPr>
-                <w:sz w:val="19"/>
-              </w:rPr>
-              <w:t>nhiệt</w:t>
-            </w:r>
-            <w:proofErr w:type="spellEnd"/>
-            <w:r>
-              <w:rPr>
-                <w:sz w:val="19"/>
-              </w:rPr>
-              <w:t xml:space="preserve">. AI </w:t>
-            </w:r>
-            <w:proofErr w:type="spellStart"/>
-            <w:r>
-              <w:rPr>
-                <w:sz w:val="19"/>
-              </w:rPr>
-              <w:t>Cố</w:t>
-            </w:r>
-            <w:proofErr w:type="spellEnd"/>
-            <w:r>
-              <w:rPr>
-                <w:sz w:val="19"/>
-              </w:rPr>
-              <w:t xml:space="preserve"> </w:t>
-            </w:r>
-            <w:proofErr w:type="spellStart"/>
-            <w:r>
-              <w:rPr>
-                <w:sz w:val="19"/>
-              </w:rPr>
-              <w:t>vấn</w:t>
-            </w:r>
-            <w:proofErr w:type="spellEnd"/>
-            <w:r>
-              <w:rPr>
-                <w:sz w:val="19"/>
-              </w:rPr>
-              <w:t xml:space="preserve"> </w:t>
-            </w:r>
-            <w:proofErr w:type="spellStart"/>
-            <w:r>
-              <w:rPr>
-                <w:sz w:val="19"/>
-              </w:rPr>
-              <w:t>bên</w:t>
-            </w:r>
-            <w:proofErr w:type="spellEnd"/>
-            <w:r>
-              <w:rPr>
-                <w:sz w:val="19"/>
-              </w:rPr>
-              <w:t xml:space="preserve"> </w:t>
-            </w:r>
-            <w:proofErr w:type="spellStart"/>
-            <w:r>
-              <w:rPr>
-                <w:sz w:val="19"/>
-              </w:rPr>
-              <w:t>dưới</w:t>
-            </w:r>
-            <w:proofErr w:type="spellEnd"/>
-            <w:r>
-              <w:rPr>
-                <w:sz w:val="19"/>
-              </w:rPr>
-              <w:t xml:space="preserve"> </w:t>
-            </w:r>
-            <w:proofErr w:type="spellStart"/>
-            <w:r>
-              <w:rPr>
-                <w:sz w:val="19"/>
-              </w:rPr>
-              <w:t>xuất</w:t>
-            </w:r>
-            <w:proofErr w:type="spellEnd"/>
-            <w:r>
-              <w:rPr>
-                <w:sz w:val="19"/>
-              </w:rPr>
-              <w:t xml:space="preserve"> </w:t>
-            </w:r>
-            <w:proofErr w:type="spellStart"/>
-            <w:r>
-              <w:rPr>
-                <w:sz w:val="19"/>
-              </w:rPr>
-              <w:t>phương</w:t>
-            </w:r>
-            <w:proofErr w:type="spellEnd"/>
-            <w:r>
-              <w:rPr>
-                <w:sz w:val="19"/>
-              </w:rPr>
-              <w:t xml:space="preserve"> </w:t>
-            </w:r>
-            <w:proofErr w:type="spellStart"/>
-            <w:r>
-              <w:rPr>
-                <w:sz w:val="19"/>
-              </w:rPr>
-              <w:t>trình</w:t>
-            </w:r>
-            <w:proofErr w:type="spellEnd"/>
-            <w:r>
-              <w:rPr>
-                <w:sz w:val="19"/>
-              </w:rPr>
-              <w:t xml:space="preserve"> ion </w:t>
-            </w:r>
-            <w:proofErr w:type="spellStart"/>
-            <w:r>
-              <w:rPr>
-                <w:sz w:val="19"/>
-              </w:rPr>
-              <w:t>thu</w:t>
-            </w:r>
-            <w:proofErr w:type="spellEnd"/>
-            <w:r>
-              <w:rPr>
-                <w:sz w:val="19"/>
-              </w:rPr>
-              <w:t xml:space="preserve"> </w:t>
-            </w:r>
-            <w:proofErr w:type="spellStart"/>
-            <w:r>
-              <w:rPr>
-                <w:sz w:val="19"/>
-              </w:rPr>
-              <w:t>gọn</w:t>
-            </w:r>
-            <w:proofErr w:type="spellEnd"/>
-            <w:r>
-              <w:rPr>
-                <w:sz w:val="19"/>
-              </w:rPr>
-              <w:t xml:space="preserve"> </w:t>
-            </w:r>
-            <w:proofErr w:type="spellStart"/>
-            <w:r>
-              <w:rPr>
-                <w:sz w:val="19"/>
-              </w:rPr>
-              <w:t>và</w:t>
-            </w:r>
-            <w:proofErr w:type="spellEnd"/>
-            <w:r>
-              <w:rPr>
-                <w:sz w:val="19"/>
-              </w:rPr>
-              <w:t xml:space="preserve"> </w:t>
-            </w:r>
-            <w:proofErr w:type="spellStart"/>
-            <w:r>
-              <w:rPr>
-                <w:sz w:val="19"/>
-              </w:rPr>
-              <w:t>giải</w:t>
-            </w:r>
-            <w:proofErr w:type="spellEnd"/>
-            <w:r>
-              <w:rPr>
-                <w:sz w:val="19"/>
-              </w:rPr>
-              <w:t xml:space="preserve"> </w:t>
-            </w:r>
-            <w:proofErr w:type="spellStart"/>
-            <w:r>
-              <w:rPr>
-                <w:sz w:val="19"/>
-              </w:rPr>
-              <w:t>thích</w:t>
-            </w:r>
-            <w:proofErr w:type="spellEnd"/>
-            <w:r>
-              <w:rPr>
-                <w:sz w:val="19"/>
-              </w:rPr>
-              <w:t xml:space="preserve"> </w:t>
-            </w:r>
-            <w:proofErr w:type="spellStart"/>
-            <w:r>
-              <w:rPr>
-                <w:sz w:val="19"/>
-              </w:rPr>
-              <w:t>hiện</w:t>
-            </w:r>
-            <w:proofErr w:type="spellEnd"/>
-            <w:r>
-              <w:rPr>
-                <w:sz w:val="19"/>
-              </w:rPr>
-              <w:t xml:space="preserve"> </w:t>
-            </w:r>
-            <w:proofErr w:type="spellStart"/>
-            <w:r>
-              <w:rPr>
-                <w:sz w:val="19"/>
-              </w:rPr>
-              <w:t>tượng</w:t>
-            </w:r>
-            <w:proofErr w:type="spellEnd"/>
-            <w:r>
-              <w:rPr>
-                <w:sz w:val="19"/>
-              </w:rPr>
-              <w:t>.</w:t>
+                <w:color w:val="374151"/>
+              </w:rPr>
+              <w:t>Thực hiện chuẩn độ Axit - Bazơ: Dùng ống nhỏ giọt hút dung dịch NaOH nhỏ từ từ vào bình nón chứa HCl có phenolphtalein, dung dịch chuyển sang màu hồng tím rực rỡ. AI Giám sát theo dõi rủi ro nồng độ, AI Cố vấn hiển thị phương trình ion thu gọn và giải thích cơ chế phản ứng.</w:t>
             </w:r>
           </w:p>
         </w:tc>
@@ -22553,523 +19551,11 @@
             </w:tcMar>
           </w:tcPr>
           <w:p>
-            <w:proofErr w:type="spellStart"/>
-            <w:r>
-              <w:rPr>
-                <w:sz w:val="19"/>
-              </w:rPr>
-              <w:t>Màn</w:t>
-            </w:r>
-            <w:proofErr w:type="spellEnd"/>
-            <w:r>
-              <w:rPr>
-                <w:sz w:val="19"/>
-              </w:rPr>
-              <w:t xml:space="preserve"> </w:t>
-            </w:r>
-            <w:proofErr w:type="spellStart"/>
-            <w:r>
-              <w:rPr>
-                <w:sz w:val="19"/>
-              </w:rPr>
-              <w:t>hình</w:t>
-            </w:r>
-            <w:proofErr w:type="spellEnd"/>
-            <w:r>
-              <w:rPr>
-                <w:sz w:val="19"/>
-              </w:rPr>
-              <w:t xml:space="preserve"> </w:t>
-            </w:r>
-            <w:proofErr w:type="spellStart"/>
-            <w:r>
-              <w:rPr>
-                <w:sz w:val="19"/>
-              </w:rPr>
-              <w:t>mô</w:t>
-            </w:r>
-            <w:proofErr w:type="spellEnd"/>
-            <w:r>
-              <w:rPr>
-                <w:sz w:val="19"/>
-              </w:rPr>
-              <w:t xml:space="preserve"> </w:t>
-            </w:r>
-            <w:proofErr w:type="spellStart"/>
-            <w:r>
-              <w:rPr>
-                <w:sz w:val="19"/>
-              </w:rPr>
-              <w:t>phỏng</w:t>
-            </w:r>
-            <w:proofErr w:type="spellEnd"/>
-            <w:r>
-              <w:rPr>
-                <w:sz w:val="19"/>
-              </w:rPr>
-              <w:t xml:space="preserve"> </w:t>
-            </w:r>
-            <w:proofErr w:type="spellStart"/>
-            <w:r>
-              <w:rPr>
-                <w:sz w:val="19"/>
-              </w:rPr>
-              <w:t>chuỗi</w:t>
-            </w:r>
-            <w:proofErr w:type="spellEnd"/>
-            <w:r>
-              <w:rPr>
-                <w:sz w:val="19"/>
-              </w:rPr>
-              <w:t xml:space="preserve"> </w:t>
-            </w:r>
-            <w:proofErr w:type="spellStart"/>
-            <w:r>
-              <w:rPr>
-                <w:sz w:val="19"/>
-              </w:rPr>
-              <w:t>xoắn</w:t>
-            </w:r>
-            <w:proofErr w:type="spellEnd"/>
-            <w:r>
-              <w:rPr>
-                <w:sz w:val="19"/>
-              </w:rPr>
-              <w:t xml:space="preserve"> </w:t>
-            </w:r>
-            <w:proofErr w:type="spellStart"/>
-            <w:r>
-              <w:rPr>
-                <w:sz w:val="19"/>
-              </w:rPr>
-              <w:t>kép</w:t>
-            </w:r>
-            <w:proofErr w:type="spellEnd"/>
-            <w:r>
-              <w:rPr>
-                <w:sz w:val="19"/>
-              </w:rPr>
-              <w:t xml:space="preserve"> ADN. Học </w:t>
-            </w:r>
-            <w:proofErr w:type="spellStart"/>
-            <w:r>
-              <w:rPr>
-                <w:sz w:val="19"/>
-              </w:rPr>
-              <w:t>sinh</w:t>
-            </w:r>
-            <w:proofErr w:type="spellEnd"/>
-            <w:r>
-              <w:rPr>
-                <w:sz w:val="19"/>
-              </w:rPr>
-              <w:t xml:space="preserve"> </w:t>
-            </w:r>
-            <w:proofErr w:type="spellStart"/>
-            <w:r>
-              <w:rPr>
-                <w:sz w:val="19"/>
-              </w:rPr>
-              <w:t>chọn</w:t>
-            </w:r>
-            <w:proofErr w:type="spellEnd"/>
-            <w:r>
-              <w:rPr>
-                <w:sz w:val="19"/>
-              </w:rPr>
-              <w:t xml:space="preserve"> </w:t>
-            </w:r>
-            <w:proofErr w:type="spellStart"/>
-            <w:r>
-              <w:rPr>
-                <w:sz w:val="19"/>
-              </w:rPr>
-              <w:t>phép</w:t>
-            </w:r>
-            <w:proofErr w:type="spellEnd"/>
-            <w:r>
-              <w:rPr>
-                <w:sz w:val="19"/>
-              </w:rPr>
-              <w:t xml:space="preserve"> lai </w:t>
-            </w:r>
-            <w:proofErr w:type="spellStart"/>
-            <w:r>
-              <w:rPr>
-                <w:sz w:val="19"/>
-              </w:rPr>
-              <w:t>đa</w:t>
-            </w:r>
-            <w:proofErr w:type="spellEnd"/>
-            <w:r>
-              <w:rPr>
-                <w:sz w:val="19"/>
-              </w:rPr>
-              <w:t xml:space="preserve"> gen </w:t>
-            </w:r>
-            <w:proofErr w:type="spellStart"/>
-            <w:r>
-              <w:rPr>
-                <w:sz w:val="19"/>
-              </w:rPr>
-              <w:t>AaBb</w:t>
-            </w:r>
-            <w:proofErr w:type="spellEnd"/>
-            <w:r>
-              <w:rPr>
-                <w:sz w:val="19"/>
-              </w:rPr>
-              <w:t xml:space="preserve"> x </w:t>
-            </w:r>
-            <w:proofErr w:type="spellStart"/>
-            <w:r>
-              <w:rPr>
-                <w:sz w:val="19"/>
-              </w:rPr>
-              <w:t>AaBb</w:t>
-            </w:r>
-            <w:proofErr w:type="spellEnd"/>
-            <w:r>
-              <w:rPr>
-                <w:sz w:val="19"/>
-              </w:rPr>
-              <w:t xml:space="preserve">, </w:t>
-            </w:r>
-            <w:proofErr w:type="spellStart"/>
-            <w:r>
-              <w:rPr>
-                <w:sz w:val="19"/>
-              </w:rPr>
-              <w:t>bảng</w:t>
-            </w:r>
-            <w:proofErr w:type="spellEnd"/>
-            <w:r>
-              <w:rPr>
-                <w:sz w:val="19"/>
-              </w:rPr>
-              <w:t xml:space="preserve"> </w:t>
-            </w:r>
-            <w:proofErr w:type="spellStart"/>
-            <w:r>
-              <w:rPr>
-                <w:sz w:val="19"/>
-              </w:rPr>
-              <w:t>xác</w:t>
-            </w:r>
-            <w:proofErr w:type="spellEnd"/>
-            <w:r>
-              <w:rPr>
-                <w:sz w:val="19"/>
-              </w:rPr>
-              <w:t xml:space="preserve"> </w:t>
-            </w:r>
-            <w:proofErr w:type="spellStart"/>
-            <w:r>
-              <w:rPr>
-                <w:sz w:val="19"/>
-              </w:rPr>
-              <w:t>suất</w:t>
-            </w:r>
-            <w:proofErr w:type="spellEnd"/>
-            <w:r>
-              <w:rPr>
-                <w:sz w:val="19"/>
-              </w:rPr>
-              <w:t xml:space="preserve"> Bayes CPT </w:t>
-            </w:r>
-            <w:proofErr w:type="spellStart"/>
-            <w:r>
-              <w:rPr>
-                <w:sz w:val="19"/>
-              </w:rPr>
-              <w:t>hiện</w:t>
-            </w:r>
-            <w:proofErr w:type="spellEnd"/>
-            <w:r>
-              <w:rPr>
-                <w:sz w:val="19"/>
-              </w:rPr>
-              <w:t xml:space="preserve"> </w:t>
-            </w:r>
-            <w:proofErr w:type="spellStart"/>
-            <w:r>
-              <w:rPr>
-                <w:sz w:val="19"/>
-              </w:rPr>
-              <w:t>ra</w:t>
-            </w:r>
-            <w:proofErr w:type="spellEnd"/>
-            <w:r>
-              <w:rPr>
-                <w:sz w:val="19"/>
-              </w:rPr>
-              <w:t xml:space="preserve"> </w:t>
-            </w:r>
-            <w:proofErr w:type="spellStart"/>
-            <w:r>
-              <w:rPr>
-                <w:sz w:val="19"/>
-              </w:rPr>
-              <w:t>tỷ</w:t>
-            </w:r>
-            <w:proofErr w:type="spellEnd"/>
-            <w:r>
-              <w:rPr>
-                <w:sz w:val="19"/>
-              </w:rPr>
-              <w:t xml:space="preserve"> </w:t>
-            </w:r>
-            <w:proofErr w:type="spellStart"/>
-            <w:r>
-              <w:rPr>
-                <w:sz w:val="19"/>
-              </w:rPr>
-              <w:t>lệ</w:t>
-            </w:r>
-            <w:proofErr w:type="spellEnd"/>
-            <w:r>
-              <w:rPr>
-                <w:sz w:val="19"/>
-              </w:rPr>
-              <w:t xml:space="preserve"> </w:t>
-            </w:r>
-            <w:proofErr w:type="spellStart"/>
-            <w:r>
-              <w:rPr>
-                <w:sz w:val="19"/>
-              </w:rPr>
-              <w:t>phân</w:t>
-            </w:r>
-            <w:proofErr w:type="spellEnd"/>
-            <w:r>
-              <w:rPr>
-                <w:sz w:val="19"/>
-              </w:rPr>
-              <w:t xml:space="preserve"> </w:t>
-            </w:r>
-            <w:proofErr w:type="spellStart"/>
-            <w:r>
-              <w:rPr>
-                <w:sz w:val="19"/>
-              </w:rPr>
-              <w:t>ly</w:t>
-            </w:r>
-            <w:proofErr w:type="spellEnd"/>
-            <w:r>
-              <w:rPr>
-                <w:sz w:val="19"/>
-              </w:rPr>
-              <w:t xml:space="preserve"> </w:t>
-            </w:r>
-            <w:proofErr w:type="spellStart"/>
-            <w:r>
-              <w:rPr>
-                <w:sz w:val="19"/>
-              </w:rPr>
-              <w:t>kiểu</w:t>
-            </w:r>
-            <w:proofErr w:type="spellEnd"/>
-            <w:r>
-              <w:rPr>
-                <w:sz w:val="19"/>
-              </w:rPr>
-              <w:t xml:space="preserve"> </w:t>
-            </w:r>
-            <w:proofErr w:type="spellStart"/>
-            <w:r>
-              <w:rPr>
-                <w:sz w:val="19"/>
-              </w:rPr>
-              <w:t>hình</w:t>
-            </w:r>
-            <w:proofErr w:type="spellEnd"/>
-            <w:r>
-              <w:rPr>
-                <w:sz w:val="19"/>
-              </w:rPr>
-              <w:t xml:space="preserve"> 9:3:3:1 </w:t>
-            </w:r>
-            <w:proofErr w:type="spellStart"/>
-            <w:r>
-              <w:rPr>
-                <w:sz w:val="19"/>
-              </w:rPr>
-              <w:t>trong</w:t>
-            </w:r>
-            <w:proofErr w:type="spellEnd"/>
-            <w:r>
-              <w:rPr>
-                <w:sz w:val="19"/>
-              </w:rPr>
-              <w:t xml:space="preserve"> </w:t>
-            </w:r>
-            <w:proofErr w:type="spellStart"/>
-            <w:r>
-              <w:rPr>
-                <w:sz w:val="19"/>
-              </w:rPr>
-              <w:t>tích</w:t>
-            </w:r>
-            <w:proofErr w:type="spellEnd"/>
-            <w:r>
-              <w:rPr>
-                <w:sz w:val="19"/>
-              </w:rPr>
-              <w:t xml:space="preserve"> </w:t>
-            </w:r>
-            <w:proofErr w:type="spellStart"/>
-            <w:r>
-              <w:rPr>
-                <w:sz w:val="19"/>
-              </w:rPr>
-              <w:t>tắc</w:t>
-            </w:r>
-            <w:proofErr w:type="spellEnd"/>
-            <w:r>
-              <w:rPr>
-                <w:sz w:val="19"/>
-              </w:rPr>
-              <w:t xml:space="preserve"> </w:t>
-            </w:r>
-            <w:proofErr w:type="spellStart"/>
-            <w:r>
-              <w:rPr>
-                <w:sz w:val="19"/>
-              </w:rPr>
-              <w:t>kèm</w:t>
-            </w:r>
-            <w:proofErr w:type="spellEnd"/>
-            <w:r>
-              <w:rPr>
-                <w:sz w:val="19"/>
-              </w:rPr>
-              <w:t xml:space="preserve"> </w:t>
-            </w:r>
-            <w:proofErr w:type="spellStart"/>
-            <w:r>
-              <w:rPr>
-                <w:sz w:val="19"/>
-              </w:rPr>
-              <w:t>phân</w:t>
-            </w:r>
-            <w:proofErr w:type="spellEnd"/>
-            <w:r>
-              <w:rPr>
-                <w:sz w:val="19"/>
-              </w:rPr>
-              <w:t xml:space="preserve"> </w:t>
-            </w:r>
-            <w:proofErr w:type="spellStart"/>
-            <w:r>
-              <w:rPr>
-                <w:sz w:val="19"/>
-              </w:rPr>
-              <w:t>tích</w:t>
-            </w:r>
-            <w:proofErr w:type="spellEnd"/>
-            <w:r>
-              <w:rPr>
-                <w:sz w:val="19"/>
-              </w:rPr>
-              <w:t xml:space="preserve"> </w:t>
-            </w:r>
-            <w:proofErr w:type="spellStart"/>
-            <w:r>
-              <w:rPr>
-                <w:sz w:val="19"/>
-              </w:rPr>
-              <w:t>định</w:t>
-            </w:r>
-            <w:proofErr w:type="spellEnd"/>
-            <w:r>
-              <w:rPr>
-                <w:sz w:val="19"/>
-              </w:rPr>
-              <w:t xml:space="preserve"> </w:t>
-            </w:r>
-            <w:proofErr w:type="spellStart"/>
-            <w:r>
-              <w:rPr>
-                <w:sz w:val="19"/>
-              </w:rPr>
-              <w:t>luật</w:t>
-            </w:r>
-            <w:proofErr w:type="spellEnd"/>
-            <w:r>
-              <w:rPr>
-                <w:sz w:val="19"/>
-              </w:rPr>
-              <w:t xml:space="preserve"> </w:t>
-            </w:r>
-            <w:proofErr w:type="spellStart"/>
-            <w:r>
-              <w:rPr>
-                <w:sz w:val="19"/>
-              </w:rPr>
-              <w:t>phân</w:t>
-            </w:r>
-            <w:proofErr w:type="spellEnd"/>
-            <w:r>
-              <w:rPr>
-                <w:sz w:val="19"/>
-              </w:rPr>
-              <w:t xml:space="preserve"> </w:t>
-            </w:r>
-            <w:proofErr w:type="spellStart"/>
-            <w:r>
-              <w:rPr>
-                <w:sz w:val="19"/>
-              </w:rPr>
-              <w:t>ly</w:t>
-            </w:r>
-            <w:proofErr w:type="spellEnd"/>
-            <w:r>
-              <w:rPr>
-                <w:sz w:val="19"/>
-              </w:rPr>
-              <w:t xml:space="preserve"> </w:t>
-            </w:r>
-            <w:proofErr w:type="spellStart"/>
-            <w:r>
-              <w:rPr>
-                <w:sz w:val="19"/>
-              </w:rPr>
-              <w:t>độc</w:t>
-            </w:r>
-            <w:proofErr w:type="spellEnd"/>
-            <w:r>
-              <w:rPr>
-                <w:sz w:val="19"/>
-              </w:rPr>
-              <w:t xml:space="preserve"> </w:t>
-            </w:r>
-            <w:proofErr w:type="spellStart"/>
-            <w:r>
-              <w:rPr>
-                <w:sz w:val="19"/>
-              </w:rPr>
-              <w:t>lập</w:t>
-            </w:r>
-            <w:proofErr w:type="spellEnd"/>
-            <w:r>
-              <w:rPr>
-                <w:sz w:val="19"/>
-              </w:rPr>
-              <w:t xml:space="preserve"> Men-</w:t>
-            </w:r>
-            <w:proofErr w:type="spellStart"/>
-            <w:r>
-              <w:rPr>
-                <w:sz w:val="19"/>
-              </w:rPr>
-              <w:t>đen</w:t>
-            </w:r>
-            <w:proofErr w:type="spellEnd"/>
-            <w:r>
-              <w:rPr>
-                <w:sz w:val="19"/>
-              </w:rPr>
-              <w:t>.</w:t>
+            <w:r>
+              <w:rPr>
+                <w:color w:val="374151"/>
+              </w:rPr>
+              <w:t>Mô hình chuỗi xoắn kép ADN 3D xoay trực quan đa chiều cùng danh mục các phòng thí nghiệm thực hành ảo sinh động. Bật khung chat Trợ lý Sinh Học THPT, gõ bài tập di truyền cấu trúc gen (tính liên kết Hidro và chiều dài), AI lập tức phân tích và xuất công thức LaTeX chuẩn xác.</w:t>
             </w:r>
           </w:p>
         </w:tc>
@@ -24028,700 +20514,7 @@
                 <w:b/>
                 <w:color w:val="111827"/>
               </w:rPr>
-              <w:t>“</w:t>
-            </w:r>
-            <w:r>
-              <w:rPr>
-                <w:b/>
-                <w:color w:val="111827"/>
-              </w:rPr>
-              <w:t xml:space="preserve">Ở Lab Sinh </w:t>
-            </w:r>
-            <w:proofErr w:type="spellStart"/>
-            <w:r>
-              <w:rPr>
-                <w:b/>
-                <w:color w:val="111827"/>
-              </w:rPr>
-              <w:t>học</w:t>
-            </w:r>
-            <w:proofErr w:type="spellEnd"/>
-            <w:r>
-              <w:rPr>
-                <w:b/>
-                <w:color w:val="111827"/>
-              </w:rPr>
-              <w:t xml:space="preserve">, </w:t>
-            </w:r>
-            <w:proofErr w:type="spellStart"/>
-            <w:r>
-              <w:rPr>
-                <w:b/>
-                <w:color w:val="111827"/>
-              </w:rPr>
-              <w:t>các</w:t>
-            </w:r>
-            <w:proofErr w:type="spellEnd"/>
-            <w:r>
-              <w:rPr>
-                <w:b/>
-                <w:color w:val="111827"/>
-              </w:rPr>
-              <w:t xml:space="preserve"> </w:t>
-            </w:r>
-            <w:proofErr w:type="spellStart"/>
-            <w:r>
-              <w:rPr>
-                <w:b/>
-                <w:color w:val="111827"/>
-              </w:rPr>
-              <w:t>quy</w:t>
-            </w:r>
-            <w:proofErr w:type="spellEnd"/>
-            <w:r>
-              <w:rPr>
-                <w:b/>
-                <w:color w:val="111827"/>
-              </w:rPr>
-              <w:t xml:space="preserve"> </w:t>
-            </w:r>
-            <w:proofErr w:type="spellStart"/>
-            <w:r>
-              <w:rPr>
-                <w:b/>
-                <w:color w:val="111827"/>
-              </w:rPr>
-              <w:t>luật</w:t>
-            </w:r>
-            <w:proofErr w:type="spellEnd"/>
-            <w:r>
-              <w:rPr>
-                <w:b/>
-                <w:color w:val="111827"/>
-              </w:rPr>
-              <w:t xml:space="preserve"> di </w:t>
-            </w:r>
-            <w:proofErr w:type="spellStart"/>
-            <w:r>
-              <w:rPr>
-                <w:b/>
-                <w:color w:val="111827"/>
-              </w:rPr>
-              <w:t>truyền</w:t>
-            </w:r>
-            <w:proofErr w:type="spellEnd"/>
-            <w:r>
-              <w:rPr>
-                <w:b/>
-                <w:color w:val="111827"/>
-              </w:rPr>
-              <w:t xml:space="preserve"> </w:t>
-            </w:r>
-            <w:proofErr w:type="spellStart"/>
-            <w:r>
-              <w:rPr>
-                <w:b/>
-                <w:color w:val="111827"/>
-              </w:rPr>
-              <w:t>không</w:t>
-            </w:r>
-            <w:proofErr w:type="spellEnd"/>
-            <w:r>
-              <w:rPr>
-                <w:b/>
-                <w:color w:val="111827"/>
-              </w:rPr>
-              <w:t xml:space="preserve"> </w:t>
-            </w:r>
-            <w:proofErr w:type="spellStart"/>
-            <w:r>
-              <w:rPr>
-                <w:b/>
-                <w:color w:val="111827"/>
-              </w:rPr>
-              <w:t>còn</w:t>
-            </w:r>
-            <w:proofErr w:type="spellEnd"/>
-            <w:r>
-              <w:rPr>
-                <w:b/>
-                <w:color w:val="111827"/>
-              </w:rPr>
-              <w:t xml:space="preserve"> </w:t>
-            </w:r>
-            <w:proofErr w:type="spellStart"/>
-            <w:r>
-              <w:rPr>
-                <w:b/>
-                <w:color w:val="111827"/>
-              </w:rPr>
-              <w:t>khô</w:t>
-            </w:r>
-            <w:proofErr w:type="spellEnd"/>
-            <w:r>
-              <w:rPr>
-                <w:b/>
-                <w:color w:val="111827"/>
-              </w:rPr>
-              <w:t xml:space="preserve"> khan</w:t>
-            </w:r>
-            <w:r>
-              <w:rPr>
-                <w:b/>
-                <w:color w:val="111827"/>
-              </w:rPr>
-              <w:t xml:space="preserve">. </w:t>
-            </w:r>
-            <w:proofErr w:type="spellStart"/>
-            <w:r>
-              <w:rPr>
-                <w:b/>
-                <w:color w:val="111827"/>
-              </w:rPr>
-              <w:t>Chỉ</w:t>
-            </w:r>
-            <w:proofErr w:type="spellEnd"/>
-            <w:r>
-              <w:rPr>
-                <w:b/>
-                <w:color w:val="111827"/>
-              </w:rPr>
-              <w:t xml:space="preserve"> </w:t>
-            </w:r>
-            <w:proofErr w:type="spellStart"/>
-            <w:r>
-              <w:rPr>
-                <w:b/>
-                <w:color w:val="111827"/>
-              </w:rPr>
-              <w:t>cần</w:t>
-            </w:r>
-            <w:proofErr w:type="spellEnd"/>
-            <w:r>
-              <w:rPr>
-                <w:b/>
-                <w:color w:val="111827"/>
-              </w:rPr>
-              <w:t xml:space="preserve"> </w:t>
-            </w:r>
-            <w:proofErr w:type="spellStart"/>
-            <w:r>
-              <w:rPr>
-                <w:b/>
-                <w:color w:val="111827"/>
-              </w:rPr>
-              <w:t>chọn</w:t>
-            </w:r>
-            <w:proofErr w:type="spellEnd"/>
-            <w:r>
-              <w:rPr>
-                <w:b/>
-                <w:color w:val="111827"/>
-              </w:rPr>
-              <w:t xml:space="preserve"> </w:t>
-            </w:r>
-            <w:proofErr w:type="spellStart"/>
-            <w:r>
-              <w:rPr>
-                <w:b/>
-                <w:color w:val="111827"/>
-              </w:rPr>
-              <w:t>một</w:t>
-            </w:r>
-            <w:proofErr w:type="spellEnd"/>
-            <w:r>
-              <w:rPr>
-                <w:b/>
-                <w:color w:val="111827"/>
-              </w:rPr>
-              <w:t xml:space="preserve"> </w:t>
-            </w:r>
-            <w:proofErr w:type="spellStart"/>
-            <w:r>
-              <w:rPr>
-                <w:b/>
-                <w:color w:val="111827"/>
-              </w:rPr>
-              <w:t>phép</w:t>
-            </w:r>
-            <w:proofErr w:type="spellEnd"/>
-            <w:r>
-              <w:rPr>
-                <w:b/>
-                <w:color w:val="111827"/>
-              </w:rPr>
-              <w:t xml:space="preserve"> lai, </w:t>
-            </w:r>
-            <w:proofErr w:type="spellStart"/>
-            <w:r>
-              <w:rPr>
-                <w:b/>
-                <w:color w:val="111827"/>
-              </w:rPr>
-              <w:t>hệ</w:t>
-            </w:r>
-            <w:proofErr w:type="spellEnd"/>
-            <w:r>
-              <w:rPr>
-                <w:b/>
-                <w:color w:val="111827"/>
-              </w:rPr>
-              <w:t xml:space="preserve"> </w:t>
-            </w:r>
-            <w:proofErr w:type="spellStart"/>
-            <w:r>
-              <w:rPr>
-                <w:b/>
-                <w:color w:val="111827"/>
-              </w:rPr>
-              <w:t>thống</w:t>
-            </w:r>
-            <w:proofErr w:type="spellEnd"/>
-            <w:r>
-              <w:rPr>
-                <w:b/>
-                <w:color w:val="111827"/>
-              </w:rPr>
-              <w:t xml:space="preserve"> AI </w:t>
-            </w:r>
-            <w:proofErr w:type="spellStart"/>
-            <w:r>
-              <w:rPr>
-                <w:b/>
-                <w:color w:val="111827"/>
-              </w:rPr>
-              <w:t>sẽ</w:t>
-            </w:r>
-            <w:proofErr w:type="spellEnd"/>
-            <w:r>
-              <w:rPr>
-                <w:b/>
-                <w:color w:val="111827"/>
-              </w:rPr>
-              <w:t xml:space="preserve"> </w:t>
-            </w:r>
-            <w:proofErr w:type="spellStart"/>
-            <w:r>
-              <w:rPr>
-                <w:b/>
-                <w:color w:val="111827"/>
-              </w:rPr>
-              <w:t>phân</w:t>
-            </w:r>
-            <w:proofErr w:type="spellEnd"/>
-            <w:r>
-              <w:rPr>
-                <w:b/>
-                <w:color w:val="111827"/>
-              </w:rPr>
-              <w:t xml:space="preserve"> </w:t>
-            </w:r>
-            <w:proofErr w:type="spellStart"/>
-            <w:r>
-              <w:rPr>
-                <w:b/>
-                <w:color w:val="111827"/>
-              </w:rPr>
-              <w:t>tích</w:t>
-            </w:r>
-            <w:proofErr w:type="spellEnd"/>
-            <w:r>
-              <w:rPr>
-                <w:b/>
-                <w:color w:val="111827"/>
-              </w:rPr>
-              <w:t xml:space="preserve"> </w:t>
-            </w:r>
-            <w:proofErr w:type="spellStart"/>
-            <w:r>
-              <w:rPr>
-                <w:b/>
-                <w:color w:val="111827"/>
-              </w:rPr>
-              <w:t>và</w:t>
-            </w:r>
-            <w:proofErr w:type="spellEnd"/>
-            <w:r>
-              <w:rPr>
-                <w:b/>
-                <w:color w:val="111827"/>
-              </w:rPr>
-              <w:t xml:space="preserve"> </w:t>
-            </w:r>
-            <w:proofErr w:type="spellStart"/>
-            <w:r>
-              <w:rPr>
-                <w:b/>
-                <w:color w:val="111827"/>
-              </w:rPr>
-              <w:t>tính</w:t>
-            </w:r>
-            <w:proofErr w:type="spellEnd"/>
-            <w:r>
-              <w:rPr>
-                <w:b/>
-                <w:color w:val="111827"/>
-              </w:rPr>
-              <w:t xml:space="preserve"> </w:t>
-            </w:r>
-            <w:proofErr w:type="spellStart"/>
-            <w:r>
-              <w:rPr>
-                <w:b/>
-                <w:color w:val="111827"/>
-              </w:rPr>
-              <w:t>toán</w:t>
-            </w:r>
-            <w:proofErr w:type="spellEnd"/>
-            <w:r>
-              <w:rPr>
-                <w:b/>
-                <w:color w:val="111827"/>
-              </w:rPr>
-              <w:t xml:space="preserve"> </w:t>
-            </w:r>
-            <w:proofErr w:type="spellStart"/>
-            <w:r>
-              <w:rPr>
-                <w:b/>
-                <w:color w:val="111827"/>
-              </w:rPr>
-              <w:t>ngay</w:t>
-            </w:r>
-            <w:proofErr w:type="spellEnd"/>
-            <w:r>
-              <w:rPr>
-                <w:b/>
-                <w:color w:val="111827"/>
-              </w:rPr>
-              <w:t xml:space="preserve"> </w:t>
-            </w:r>
-            <w:proofErr w:type="spellStart"/>
-            <w:r>
-              <w:rPr>
-                <w:b/>
-                <w:color w:val="111827"/>
-              </w:rPr>
-              <w:t>lập</w:t>
-            </w:r>
-            <w:proofErr w:type="spellEnd"/>
-            <w:r>
-              <w:rPr>
-                <w:b/>
-                <w:color w:val="111827"/>
-              </w:rPr>
-              <w:t xml:space="preserve"> </w:t>
-            </w:r>
-            <w:proofErr w:type="spellStart"/>
-            <w:r>
-              <w:rPr>
-                <w:b/>
-                <w:color w:val="111827"/>
-              </w:rPr>
-              <w:t>tức</w:t>
-            </w:r>
-            <w:proofErr w:type="spellEnd"/>
-            <w:r>
-              <w:rPr>
-                <w:b/>
-                <w:color w:val="111827"/>
-              </w:rPr>
-              <w:t xml:space="preserve"> </w:t>
-            </w:r>
-            <w:proofErr w:type="spellStart"/>
-            <w:r>
-              <w:rPr>
-                <w:b/>
-                <w:color w:val="111827"/>
-              </w:rPr>
-              <w:t>tỷ</w:t>
-            </w:r>
-            <w:proofErr w:type="spellEnd"/>
-            <w:r>
-              <w:rPr>
-                <w:b/>
-                <w:color w:val="111827"/>
-              </w:rPr>
-              <w:t xml:space="preserve"> </w:t>
-            </w:r>
-            <w:proofErr w:type="spellStart"/>
-            <w:r>
-              <w:rPr>
-                <w:b/>
-                <w:color w:val="111827"/>
-              </w:rPr>
-              <w:t>lệ</w:t>
-            </w:r>
-            <w:proofErr w:type="spellEnd"/>
-            <w:r>
-              <w:rPr>
-                <w:b/>
-                <w:color w:val="111827"/>
-              </w:rPr>
-              <w:t xml:space="preserve"> </w:t>
-            </w:r>
-            <w:proofErr w:type="spellStart"/>
-            <w:r>
-              <w:rPr>
-                <w:b/>
-                <w:color w:val="111827"/>
-              </w:rPr>
-              <w:t>các</w:t>
-            </w:r>
-            <w:proofErr w:type="spellEnd"/>
-            <w:r>
-              <w:rPr>
-                <w:b/>
-                <w:color w:val="111827"/>
-              </w:rPr>
-              <w:t xml:space="preserve"> </w:t>
-            </w:r>
-            <w:proofErr w:type="spellStart"/>
-            <w:r>
-              <w:rPr>
-                <w:b/>
-                <w:color w:val="111827"/>
-              </w:rPr>
-              <w:t>thế</w:t>
-            </w:r>
-            <w:proofErr w:type="spellEnd"/>
-            <w:r>
-              <w:rPr>
-                <w:b/>
-                <w:color w:val="111827"/>
-              </w:rPr>
-              <w:t xml:space="preserve"> </w:t>
-            </w:r>
-            <w:proofErr w:type="spellStart"/>
-            <w:r>
-              <w:rPr>
-                <w:b/>
-                <w:color w:val="111827"/>
-              </w:rPr>
-              <w:t>hệ</w:t>
-            </w:r>
-            <w:proofErr w:type="spellEnd"/>
-            <w:r>
-              <w:rPr>
-                <w:b/>
-                <w:color w:val="111827"/>
-              </w:rPr>
-              <w:t xml:space="preserve"> con lai, </w:t>
-            </w:r>
-            <w:proofErr w:type="spellStart"/>
-            <w:r>
-              <w:rPr>
-                <w:b/>
-                <w:color w:val="111827"/>
-              </w:rPr>
-              <w:t>giúp</w:t>
-            </w:r>
-            <w:proofErr w:type="spellEnd"/>
-            <w:r>
-              <w:rPr>
-                <w:b/>
-                <w:color w:val="111827"/>
-              </w:rPr>
-              <w:t xml:space="preserve"> </w:t>
-            </w:r>
-            <w:proofErr w:type="spellStart"/>
-            <w:r>
-              <w:rPr>
-                <w:b/>
-                <w:color w:val="111827"/>
-              </w:rPr>
-              <w:t>học</w:t>
-            </w:r>
-            <w:proofErr w:type="spellEnd"/>
-            <w:r>
-              <w:rPr>
-                <w:b/>
-                <w:color w:val="111827"/>
-              </w:rPr>
-              <w:t xml:space="preserve"> </w:t>
-            </w:r>
-            <w:proofErr w:type="spellStart"/>
-            <w:r>
-              <w:rPr>
-                <w:b/>
-                <w:color w:val="111827"/>
-              </w:rPr>
-              <w:t>sinh</w:t>
-            </w:r>
-            <w:proofErr w:type="spellEnd"/>
-            <w:r>
-              <w:rPr>
-                <w:b/>
-                <w:color w:val="111827"/>
-              </w:rPr>
-              <w:t xml:space="preserve"> </w:t>
-            </w:r>
-            <w:proofErr w:type="spellStart"/>
-            <w:r>
-              <w:rPr>
-                <w:b/>
-                <w:color w:val="111827"/>
-              </w:rPr>
-              <w:t>nắm</w:t>
-            </w:r>
-            <w:proofErr w:type="spellEnd"/>
-            <w:r>
-              <w:rPr>
-                <w:b/>
-                <w:color w:val="111827"/>
-              </w:rPr>
-              <w:t xml:space="preserve"> </w:t>
-            </w:r>
-            <w:proofErr w:type="spellStart"/>
-            <w:r>
-              <w:rPr>
-                <w:b/>
-                <w:color w:val="111827"/>
-              </w:rPr>
-              <w:t>bắt</w:t>
-            </w:r>
-            <w:proofErr w:type="spellEnd"/>
-            <w:r>
-              <w:rPr>
-                <w:b/>
-                <w:color w:val="111827"/>
-              </w:rPr>
-              <w:t xml:space="preserve"> </w:t>
-            </w:r>
-            <w:proofErr w:type="spellStart"/>
-            <w:r>
-              <w:rPr>
-                <w:b/>
-                <w:color w:val="111827"/>
-              </w:rPr>
-              <w:t>kiến</w:t>
-            </w:r>
-            <w:proofErr w:type="spellEnd"/>
-            <w:r>
-              <w:rPr>
-                <w:b/>
-                <w:color w:val="111827"/>
-              </w:rPr>
-              <w:t xml:space="preserve"> </w:t>
-            </w:r>
-            <w:proofErr w:type="spellStart"/>
-            <w:r>
-              <w:rPr>
-                <w:b/>
-                <w:color w:val="111827"/>
-              </w:rPr>
-              <w:t>thức</w:t>
-            </w:r>
-            <w:proofErr w:type="spellEnd"/>
-            <w:r>
-              <w:rPr>
-                <w:b/>
-                <w:color w:val="111827"/>
-              </w:rPr>
-              <w:t xml:space="preserve"> </w:t>
-            </w:r>
-            <w:proofErr w:type="spellStart"/>
-            <w:r>
-              <w:rPr>
-                <w:b/>
-                <w:color w:val="111827"/>
-              </w:rPr>
-              <w:t>một</w:t>
-            </w:r>
-            <w:proofErr w:type="spellEnd"/>
-            <w:r>
-              <w:rPr>
-                <w:b/>
-                <w:color w:val="111827"/>
-              </w:rPr>
-              <w:t xml:space="preserve"> </w:t>
-            </w:r>
-            <w:proofErr w:type="spellStart"/>
-            <w:r>
-              <w:rPr>
-                <w:b/>
-                <w:color w:val="111827"/>
-              </w:rPr>
-              <w:t>cách</w:t>
-            </w:r>
-            <w:proofErr w:type="spellEnd"/>
-            <w:r>
-              <w:rPr>
-                <w:b/>
-                <w:color w:val="111827"/>
-              </w:rPr>
-              <w:t xml:space="preserve"> </w:t>
-            </w:r>
-            <w:proofErr w:type="spellStart"/>
-            <w:r>
-              <w:rPr>
-                <w:b/>
-                <w:color w:val="111827"/>
-              </w:rPr>
-              <w:t>cực</w:t>
-            </w:r>
-            <w:proofErr w:type="spellEnd"/>
-            <w:r>
-              <w:rPr>
-                <w:b/>
-                <w:color w:val="111827"/>
-              </w:rPr>
-              <w:t xml:space="preserve"> </w:t>
-            </w:r>
-            <w:proofErr w:type="spellStart"/>
-            <w:r>
-              <w:rPr>
-                <w:b/>
-                <w:color w:val="111827"/>
-              </w:rPr>
-              <w:t>kỳ</w:t>
-            </w:r>
-            <w:proofErr w:type="spellEnd"/>
-            <w:r>
-              <w:rPr>
-                <w:b/>
-                <w:color w:val="111827"/>
-              </w:rPr>
-              <w:t xml:space="preserve"> </w:t>
-            </w:r>
-            <w:proofErr w:type="spellStart"/>
-            <w:r>
-              <w:rPr>
-                <w:b/>
-                <w:color w:val="111827"/>
-              </w:rPr>
-              <w:t>trực</w:t>
-            </w:r>
-            <w:proofErr w:type="spellEnd"/>
-            <w:r>
-              <w:rPr>
-                <w:b/>
-                <w:color w:val="111827"/>
-              </w:rPr>
-              <w:t xml:space="preserve"> </w:t>
-            </w:r>
-            <w:proofErr w:type="spellStart"/>
-            <w:r>
-              <w:rPr>
-                <w:b/>
-                <w:color w:val="111827"/>
-              </w:rPr>
-              <w:t>quan</w:t>
-            </w:r>
-            <w:proofErr w:type="spellEnd"/>
-            <w:r>
-              <w:rPr>
-                <w:b/>
-                <w:color w:val="111827"/>
-              </w:rPr>
-              <w:t>.</w:t>
-            </w:r>
-            <w:r>
-              <w:rPr>
-                <w:b/>
-                <w:color w:val="111827"/>
-              </w:rPr>
-              <w:t>”</w:t>
+              <w:t>“Tại Lab Sinh, các bạn được khám phá mô hình ADN 3D và các phòng thí nghiệm thực hành ảo sinh động. Đồng hành cùng bạn là Trợ lý AI Sinh học, luôn sẵn sàng giải đáp lý thuyết và bẻ khóa các bài tập di truyền THPT với công thức chuẩn xác!”</w:t>
             </w:r>
           </w:p>
         </w:tc>
@@ -24875,635 +20668,11 @@
             </w:tcMar>
           </w:tcPr>
           <w:p>
-            <w:proofErr w:type="spellStart"/>
-            <w:r>
-              <w:rPr>
-                <w:sz w:val="19"/>
-              </w:rPr>
-              <w:t>Ghép</w:t>
-            </w:r>
-            <w:proofErr w:type="spellEnd"/>
-            <w:r>
-              <w:rPr>
-                <w:sz w:val="19"/>
-              </w:rPr>
-              <w:t xml:space="preserve"> </w:t>
-            </w:r>
-            <w:proofErr w:type="spellStart"/>
-            <w:r>
-              <w:rPr>
-                <w:sz w:val="19"/>
-              </w:rPr>
-              <w:t>trận</w:t>
-            </w:r>
-            <w:proofErr w:type="spellEnd"/>
-            <w:r>
-              <w:rPr>
-                <w:sz w:val="19"/>
-              </w:rPr>
-              <w:t xml:space="preserve"> 1v1 </w:t>
-            </w:r>
-            <w:proofErr w:type="spellStart"/>
-            <w:r>
-              <w:rPr>
-                <w:sz w:val="19"/>
-              </w:rPr>
-              <w:t>tìm</w:t>
-            </w:r>
-            <w:proofErr w:type="spellEnd"/>
-            <w:r>
-              <w:rPr>
-                <w:sz w:val="19"/>
-              </w:rPr>
-              <w:t xml:space="preserve"> </w:t>
-            </w:r>
-            <w:proofErr w:type="spellStart"/>
-            <w:r>
-              <w:rPr>
-                <w:sz w:val="19"/>
-              </w:rPr>
-              <w:t>thấy</w:t>
-            </w:r>
-            <w:proofErr w:type="spellEnd"/>
-            <w:r>
-              <w:rPr>
-                <w:sz w:val="19"/>
-              </w:rPr>
-              <w:t xml:space="preserve"> </w:t>
-            </w:r>
-            <w:proofErr w:type="spellStart"/>
-            <w:r>
-              <w:rPr>
-                <w:sz w:val="19"/>
-              </w:rPr>
-              <w:t>đối</w:t>
-            </w:r>
-            <w:proofErr w:type="spellEnd"/>
-            <w:r>
-              <w:rPr>
-                <w:sz w:val="19"/>
-              </w:rPr>
-              <w:t xml:space="preserve"> </w:t>
-            </w:r>
-            <w:proofErr w:type="spellStart"/>
-            <w:r>
-              <w:rPr>
-                <w:sz w:val="19"/>
-              </w:rPr>
-              <w:t>thủ</w:t>
-            </w:r>
-            <w:proofErr w:type="spellEnd"/>
-            <w:r>
-              <w:rPr>
-                <w:sz w:val="19"/>
-              </w:rPr>
-              <w:t xml:space="preserve"> Bot. </w:t>
-            </w:r>
-            <w:proofErr w:type="spellStart"/>
-            <w:r>
-              <w:rPr>
-                <w:sz w:val="19"/>
-              </w:rPr>
-              <w:t>Đồng</w:t>
-            </w:r>
-            <w:proofErr w:type="spellEnd"/>
-            <w:r>
-              <w:rPr>
-                <w:sz w:val="19"/>
-              </w:rPr>
-              <w:t xml:space="preserve"> hồ </w:t>
-            </w:r>
-            <w:proofErr w:type="spellStart"/>
-            <w:r>
-              <w:rPr>
-                <w:sz w:val="19"/>
-              </w:rPr>
-              <w:t>đếm</w:t>
-            </w:r>
-            <w:proofErr w:type="spellEnd"/>
-            <w:r>
-              <w:rPr>
-                <w:sz w:val="19"/>
-              </w:rPr>
-              <w:t xml:space="preserve"> </w:t>
-            </w:r>
-            <w:proofErr w:type="spellStart"/>
-            <w:r>
-              <w:rPr>
-                <w:sz w:val="19"/>
-              </w:rPr>
-              <w:t>ngược</w:t>
-            </w:r>
-            <w:proofErr w:type="spellEnd"/>
-            <w:r>
-              <w:rPr>
-                <w:sz w:val="19"/>
-              </w:rPr>
-              <w:t xml:space="preserve"> 180s, </w:t>
-            </w:r>
-            <w:proofErr w:type="spellStart"/>
-            <w:r>
-              <w:rPr>
-                <w:sz w:val="19"/>
-              </w:rPr>
-              <w:t>hai</w:t>
-            </w:r>
-            <w:proofErr w:type="spellEnd"/>
-            <w:r>
-              <w:rPr>
-                <w:sz w:val="19"/>
-              </w:rPr>
-              <w:t xml:space="preserve"> </w:t>
-            </w:r>
-            <w:proofErr w:type="spellStart"/>
-            <w:r>
-              <w:rPr>
-                <w:sz w:val="19"/>
-              </w:rPr>
-              <w:t>bên</w:t>
-            </w:r>
-            <w:proofErr w:type="spellEnd"/>
-            <w:r>
-              <w:rPr>
-                <w:sz w:val="19"/>
-              </w:rPr>
-              <w:t xml:space="preserve"> </w:t>
-            </w:r>
-            <w:proofErr w:type="spellStart"/>
-            <w:r>
-              <w:rPr>
-                <w:sz w:val="19"/>
-              </w:rPr>
-              <w:t>chọn</w:t>
-            </w:r>
-            <w:proofErr w:type="spellEnd"/>
-            <w:r>
-              <w:rPr>
-                <w:sz w:val="19"/>
-              </w:rPr>
-              <w:t xml:space="preserve"> </w:t>
-            </w:r>
-            <w:proofErr w:type="spellStart"/>
-            <w:r>
-              <w:rPr>
-                <w:sz w:val="19"/>
-              </w:rPr>
-              <w:t>đáp</w:t>
-            </w:r>
-            <w:proofErr w:type="spellEnd"/>
-            <w:r>
-              <w:rPr>
-                <w:sz w:val="19"/>
-              </w:rPr>
-              <w:t xml:space="preserve"> </w:t>
-            </w:r>
-            <w:proofErr w:type="spellStart"/>
-            <w:r>
-              <w:rPr>
-                <w:sz w:val="19"/>
-              </w:rPr>
-              <w:t>án</w:t>
-            </w:r>
-            <w:proofErr w:type="spellEnd"/>
-            <w:r>
-              <w:rPr>
-                <w:sz w:val="19"/>
-              </w:rPr>
-              <w:t xml:space="preserve"> </w:t>
-            </w:r>
-            <w:proofErr w:type="spellStart"/>
-            <w:r>
-              <w:rPr>
-                <w:sz w:val="19"/>
-              </w:rPr>
-              <w:t>thần</w:t>
-            </w:r>
-            <w:proofErr w:type="spellEnd"/>
-            <w:r>
-              <w:rPr>
-                <w:sz w:val="19"/>
-              </w:rPr>
-              <w:t xml:space="preserve"> </w:t>
-            </w:r>
-            <w:proofErr w:type="spellStart"/>
-            <w:r>
-              <w:rPr>
-                <w:sz w:val="19"/>
-              </w:rPr>
-              <w:t>tốc</w:t>
-            </w:r>
-            <w:proofErr w:type="spellEnd"/>
-            <w:r>
-              <w:rPr>
-                <w:sz w:val="19"/>
-              </w:rPr>
-              <w:t xml:space="preserve">. </w:t>
-            </w:r>
-            <w:proofErr w:type="spellStart"/>
-            <w:r>
-              <w:rPr>
-                <w:sz w:val="19"/>
-              </w:rPr>
-              <w:t>Người</w:t>
-            </w:r>
-            <w:proofErr w:type="spellEnd"/>
-            <w:r>
-              <w:rPr>
-                <w:sz w:val="19"/>
-              </w:rPr>
-              <w:t xml:space="preserve"> </w:t>
-            </w:r>
-            <w:proofErr w:type="spellStart"/>
-            <w:r>
-              <w:rPr>
-                <w:sz w:val="19"/>
-              </w:rPr>
-              <w:t>chơi</w:t>
-            </w:r>
-            <w:proofErr w:type="spellEnd"/>
-            <w:r>
-              <w:rPr>
-                <w:sz w:val="19"/>
-              </w:rPr>
-              <w:t xml:space="preserve"> tung </w:t>
-            </w:r>
-            <w:proofErr w:type="spellStart"/>
-            <w:r>
-              <w:rPr>
-                <w:sz w:val="19"/>
-              </w:rPr>
-              <w:t>thẻ</w:t>
-            </w:r>
-            <w:proofErr w:type="spellEnd"/>
-            <w:r>
-              <w:rPr>
-                <w:sz w:val="19"/>
-              </w:rPr>
-              <w:t xml:space="preserve"> </w:t>
-            </w:r>
-            <w:proofErr w:type="spellStart"/>
-            <w:r>
-              <w:rPr>
-                <w:sz w:val="19"/>
-              </w:rPr>
-              <w:t>chiêu</w:t>
-            </w:r>
-            <w:proofErr w:type="spellEnd"/>
-            <w:r>
-              <w:rPr>
-                <w:sz w:val="19"/>
-              </w:rPr>
-              <w:t xml:space="preserve"> </w:t>
-            </w:r>
-            <w:proofErr w:type="spellStart"/>
-            <w:r>
-              <w:rPr>
-                <w:sz w:val="19"/>
-              </w:rPr>
-              <w:t>thức</w:t>
-            </w:r>
-            <w:proofErr w:type="spellEnd"/>
-            <w:r>
-              <w:rPr>
-                <w:sz w:val="19"/>
-              </w:rPr>
-              <w:t xml:space="preserve"> '</w:t>
-            </w:r>
-            <w:proofErr w:type="spellStart"/>
-            <w:r>
-              <w:rPr>
-                <w:sz w:val="19"/>
-              </w:rPr>
-              <w:t>Đóng</w:t>
-            </w:r>
-            <w:proofErr w:type="spellEnd"/>
-            <w:r>
-              <w:rPr>
-                <w:sz w:val="19"/>
-              </w:rPr>
-              <w:t xml:space="preserve"> </w:t>
-            </w:r>
-            <w:proofErr w:type="spellStart"/>
-            <w:r>
-              <w:rPr>
-                <w:sz w:val="19"/>
-              </w:rPr>
-              <w:t>băng</w:t>
-            </w:r>
-            <w:proofErr w:type="spellEnd"/>
-            <w:r>
-              <w:rPr>
-                <w:sz w:val="19"/>
-              </w:rPr>
-              <w:t xml:space="preserve"> </w:t>
-            </w:r>
-            <w:proofErr w:type="spellStart"/>
-            <w:r>
-              <w:rPr>
-                <w:sz w:val="19"/>
-              </w:rPr>
-              <w:t>đối</w:t>
-            </w:r>
-            <w:proofErr w:type="spellEnd"/>
-            <w:r>
-              <w:rPr>
-                <w:sz w:val="19"/>
-              </w:rPr>
-              <w:t xml:space="preserve"> </w:t>
-            </w:r>
-            <w:proofErr w:type="spellStart"/>
-            <w:r>
-              <w:rPr>
-                <w:sz w:val="19"/>
-              </w:rPr>
-              <w:t>thủ</w:t>
-            </w:r>
-            <w:proofErr w:type="spellEnd"/>
-            <w:r>
-              <w:rPr>
-                <w:sz w:val="19"/>
-              </w:rPr>
-              <w:t xml:space="preserve"> 500ms', </w:t>
-            </w:r>
-            <w:proofErr w:type="spellStart"/>
-            <w:r>
-              <w:rPr>
-                <w:sz w:val="19"/>
-              </w:rPr>
-              <w:t>màn</w:t>
-            </w:r>
-            <w:proofErr w:type="spellEnd"/>
-            <w:r>
-              <w:rPr>
-                <w:sz w:val="19"/>
-              </w:rPr>
-              <w:t xml:space="preserve"> </w:t>
-            </w:r>
-            <w:proofErr w:type="spellStart"/>
-            <w:r>
-              <w:rPr>
-                <w:sz w:val="19"/>
-              </w:rPr>
-              <w:t>hình</w:t>
-            </w:r>
-            <w:proofErr w:type="spellEnd"/>
-            <w:r>
-              <w:rPr>
-                <w:sz w:val="19"/>
-              </w:rPr>
-              <w:t xml:space="preserve"> </w:t>
-            </w:r>
-            <w:proofErr w:type="spellStart"/>
-            <w:r>
-              <w:rPr>
-                <w:sz w:val="19"/>
-              </w:rPr>
-              <w:t>đối</w:t>
-            </w:r>
-            <w:proofErr w:type="spellEnd"/>
-            <w:r>
-              <w:rPr>
-                <w:sz w:val="19"/>
-              </w:rPr>
-              <w:t xml:space="preserve"> </w:t>
-            </w:r>
-            <w:proofErr w:type="spellStart"/>
-            <w:r>
-              <w:rPr>
-                <w:sz w:val="19"/>
-              </w:rPr>
-              <w:t>phương</w:t>
-            </w:r>
-            <w:proofErr w:type="spellEnd"/>
-            <w:r>
-              <w:rPr>
-                <w:sz w:val="19"/>
-              </w:rPr>
-              <w:t xml:space="preserve"> </w:t>
-            </w:r>
-            <w:proofErr w:type="spellStart"/>
-            <w:r>
-              <w:rPr>
-                <w:sz w:val="19"/>
-              </w:rPr>
-              <w:t>phủ</w:t>
-            </w:r>
-            <w:proofErr w:type="spellEnd"/>
-            <w:r>
-              <w:rPr>
-                <w:sz w:val="19"/>
-              </w:rPr>
-              <w:t xml:space="preserve"> </w:t>
-            </w:r>
-            <w:proofErr w:type="spellStart"/>
-            <w:r>
-              <w:rPr>
-                <w:sz w:val="19"/>
-              </w:rPr>
-              <w:t>tuyết</w:t>
-            </w:r>
-            <w:proofErr w:type="spellEnd"/>
-            <w:r>
-              <w:rPr>
-                <w:sz w:val="19"/>
-              </w:rPr>
-              <w:t xml:space="preserve">. </w:t>
-            </w:r>
-            <w:proofErr w:type="spellStart"/>
-            <w:r>
-              <w:rPr>
-                <w:sz w:val="19"/>
-              </w:rPr>
-              <w:t>Kết</w:t>
-            </w:r>
-            <w:proofErr w:type="spellEnd"/>
-            <w:r>
-              <w:rPr>
-                <w:sz w:val="19"/>
-              </w:rPr>
-              <w:t xml:space="preserve"> </w:t>
-            </w:r>
-            <w:proofErr w:type="spellStart"/>
-            <w:r>
-              <w:rPr>
-                <w:sz w:val="19"/>
-              </w:rPr>
-              <w:t>thúc</w:t>
-            </w:r>
-            <w:proofErr w:type="spellEnd"/>
-            <w:r>
-              <w:rPr>
-                <w:sz w:val="19"/>
-              </w:rPr>
-              <w:t xml:space="preserve">: </w:t>
-            </w:r>
-            <w:proofErr w:type="spellStart"/>
-            <w:r>
-              <w:rPr>
-                <w:sz w:val="19"/>
-              </w:rPr>
-              <w:t>Màn</w:t>
-            </w:r>
-            <w:proofErr w:type="spellEnd"/>
-            <w:r>
-              <w:rPr>
-                <w:sz w:val="19"/>
-              </w:rPr>
-              <w:t xml:space="preserve"> </w:t>
-            </w:r>
-            <w:proofErr w:type="spellStart"/>
-            <w:r>
-              <w:rPr>
-                <w:sz w:val="19"/>
-              </w:rPr>
-              <w:t>hình</w:t>
-            </w:r>
-            <w:proofErr w:type="spellEnd"/>
-            <w:r>
-              <w:rPr>
-                <w:sz w:val="19"/>
-              </w:rPr>
-              <w:t xml:space="preserve"> </w:t>
-            </w:r>
-            <w:proofErr w:type="spellStart"/>
-            <w:r>
-              <w:rPr>
-                <w:sz w:val="19"/>
-              </w:rPr>
-              <w:t>Chiến</w:t>
-            </w:r>
-            <w:proofErr w:type="spellEnd"/>
-            <w:r>
-              <w:rPr>
-                <w:sz w:val="19"/>
-              </w:rPr>
-              <w:t xml:space="preserve"> </w:t>
-            </w:r>
-            <w:proofErr w:type="spellStart"/>
-            <w:r>
-              <w:rPr>
-                <w:sz w:val="19"/>
-              </w:rPr>
-              <w:t>thắng</w:t>
-            </w:r>
-            <w:proofErr w:type="spellEnd"/>
-            <w:r>
-              <w:rPr>
-                <w:sz w:val="19"/>
-              </w:rPr>
-              <w:t xml:space="preserve"> </w:t>
-            </w:r>
-            <w:proofErr w:type="spellStart"/>
-            <w:r>
-              <w:rPr>
-                <w:sz w:val="19"/>
-              </w:rPr>
-              <w:t>rực</w:t>
-            </w:r>
-            <w:proofErr w:type="spellEnd"/>
-            <w:r>
-              <w:rPr>
-                <w:sz w:val="19"/>
-              </w:rPr>
-              <w:t xml:space="preserve"> </w:t>
-            </w:r>
-            <w:proofErr w:type="spellStart"/>
-            <w:r>
-              <w:rPr>
-                <w:sz w:val="19"/>
-              </w:rPr>
-              <w:t>rỡ</w:t>
-            </w:r>
-            <w:proofErr w:type="spellEnd"/>
-            <w:r>
-              <w:rPr>
-                <w:sz w:val="19"/>
-              </w:rPr>
-              <w:t xml:space="preserve">, ELO </w:t>
-            </w:r>
-            <w:proofErr w:type="spellStart"/>
-            <w:r>
-              <w:rPr>
-                <w:sz w:val="19"/>
-              </w:rPr>
-              <w:t>tăng</w:t>
-            </w:r>
-            <w:proofErr w:type="spellEnd"/>
-            <w:r>
-              <w:rPr>
-                <w:sz w:val="19"/>
-              </w:rPr>
-              <w:t xml:space="preserve"> </w:t>
-            </w:r>
-            <w:proofErr w:type="spellStart"/>
-            <w:r>
-              <w:rPr>
-                <w:sz w:val="19"/>
-              </w:rPr>
-              <w:t>vọt</w:t>
-            </w:r>
-            <w:proofErr w:type="spellEnd"/>
-            <w:r>
-              <w:rPr>
-                <w:sz w:val="19"/>
-              </w:rPr>
-              <w:t xml:space="preserve">, </w:t>
-            </w:r>
-            <w:proofErr w:type="spellStart"/>
-            <w:r>
-              <w:rPr>
-                <w:sz w:val="19"/>
-              </w:rPr>
-              <w:t>pha</w:t>
-            </w:r>
-            <w:proofErr w:type="spellEnd"/>
-            <w:r>
-              <w:rPr>
-                <w:sz w:val="19"/>
-              </w:rPr>
-              <w:t xml:space="preserve"> </w:t>
-            </w:r>
-            <w:proofErr w:type="spellStart"/>
-            <w:r>
-              <w:rPr>
-                <w:sz w:val="19"/>
-              </w:rPr>
-              <w:t>lê</w:t>
-            </w:r>
-            <w:proofErr w:type="spellEnd"/>
-            <w:r>
-              <w:rPr>
-                <w:sz w:val="19"/>
-              </w:rPr>
-              <w:t xml:space="preserve"> </w:t>
-            </w:r>
-            <w:proofErr w:type="spellStart"/>
-            <w:r>
-              <w:rPr>
-                <w:sz w:val="19"/>
-              </w:rPr>
-              <w:t>nhảy</w:t>
-            </w:r>
-            <w:proofErr w:type="spellEnd"/>
-            <w:r>
-              <w:rPr>
-                <w:sz w:val="19"/>
-              </w:rPr>
-              <w:t xml:space="preserve"> </w:t>
-            </w:r>
-            <w:proofErr w:type="spellStart"/>
-            <w:r>
-              <w:rPr>
-                <w:sz w:val="19"/>
-              </w:rPr>
-              <w:t>số</w:t>
-            </w:r>
-            <w:proofErr w:type="spellEnd"/>
-            <w:r>
-              <w:rPr>
-                <w:sz w:val="19"/>
-              </w:rPr>
-              <w:t>.</w:t>
+            <w:r>
+              <w:rPr>
+                <w:color w:val="374151"/>
+              </w:rPr>
+              <w:t>Ghép trận 1v1 thi đấu kiến thức Khoa học tự nhiên thời gian thực. Hai bên đua tốc độ chọn đáp án trắc nghiệm. Người chơi tung thẻ 'Đóng băng thời gian', avatar đối phương lập tức bị hiệu ứng tuyết phủ đóng băng. Kết thúc: Màn hình Chiến thắng VICTORY bừng sáng, điểm ELO nhảy vọt thăng hạng rực rỡ.</w:t>
             </w:r>
           </w:p>
         </w:tc>
@@ -32316,746 +27485,9 @@
       <w:r>
         <w:rPr>
           <w:b/>
-          <w:color w:val="1F4E79"/>
-          <w:sz w:val="20"/>
-        </w:rPr>
-        <w:t>• CẢNH 4 — LAB TOÁN 3D (0:48 – 1:06) | VOICE-OVER:</w:t>
-      </w:r>
-      <w:r>
-        <w:rPr>
-          <w:b/>
-          <w:color w:val="1F4E79"/>
-          <w:sz w:val="20"/>
-        </w:rPr>
-        <w:br/>
-      </w:r>
-      <w:r>
-        <w:rPr>
-          <w:b/>
-          <w:color w:val="111827"/>
-          <w:sz w:val="21"/>
-        </w:rPr>
-        <w:t xml:space="preserve">“Trong Lab </w:t>
-      </w:r>
-      <w:proofErr w:type="spellStart"/>
-      <w:r>
-        <w:rPr>
-          <w:b/>
-          <w:color w:val="111827"/>
-          <w:sz w:val="21"/>
-        </w:rPr>
-        <w:t>Toán</w:t>
-      </w:r>
-      <w:proofErr w:type="spellEnd"/>
-      <w:r>
-        <w:rPr>
-          <w:b/>
-          <w:color w:val="111827"/>
-          <w:sz w:val="21"/>
-        </w:rPr>
-        <w:t xml:space="preserve">, </w:t>
-      </w:r>
-      <w:proofErr w:type="spellStart"/>
-      <w:r>
-        <w:rPr>
-          <w:b/>
-          <w:color w:val="111827"/>
-          <w:sz w:val="21"/>
-        </w:rPr>
-        <w:t>những</w:t>
-      </w:r>
-      <w:proofErr w:type="spellEnd"/>
-      <w:r>
-        <w:rPr>
-          <w:b/>
-          <w:color w:val="111827"/>
-          <w:sz w:val="21"/>
-        </w:rPr>
-        <w:t xml:space="preserve"> </w:t>
-      </w:r>
-      <w:proofErr w:type="spellStart"/>
-      <w:r>
-        <w:rPr>
-          <w:b/>
-          <w:color w:val="111827"/>
-          <w:sz w:val="21"/>
-        </w:rPr>
-        <w:t>khối</w:t>
-      </w:r>
-      <w:proofErr w:type="spellEnd"/>
-      <w:r>
-        <w:rPr>
-          <w:b/>
-          <w:color w:val="111827"/>
-          <w:sz w:val="21"/>
-        </w:rPr>
-        <w:t xml:space="preserve"> </w:t>
-      </w:r>
-      <w:proofErr w:type="spellStart"/>
-      <w:r>
-        <w:rPr>
-          <w:b/>
-          <w:color w:val="111827"/>
-          <w:sz w:val="21"/>
-        </w:rPr>
-        <w:t>hình</w:t>
-      </w:r>
-      <w:proofErr w:type="spellEnd"/>
-      <w:r>
-        <w:rPr>
-          <w:b/>
-          <w:color w:val="111827"/>
-          <w:sz w:val="21"/>
-        </w:rPr>
-        <w:t xml:space="preserve"> </w:t>
-      </w:r>
-      <w:proofErr w:type="spellStart"/>
-      <w:r>
-        <w:rPr>
-          <w:b/>
-          <w:color w:val="111827"/>
-          <w:sz w:val="21"/>
-        </w:rPr>
-        <w:t>không</w:t>
-      </w:r>
-      <w:proofErr w:type="spellEnd"/>
-      <w:r>
-        <w:rPr>
-          <w:b/>
-          <w:color w:val="111827"/>
-          <w:sz w:val="21"/>
-        </w:rPr>
-        <w:t xml:space="preserve"> </w:t>
-      </w:r>
-      <w:proofErr w:type="spellStart"/>
-      <w:r>
-        <w:rPr>
-          <w:b/>
-          <w:color w:val="111827"/>
-          <w:sz w:val="21"/>
-        </w:rPr>
-        <w:t>gian</w:t>
-      </w:r>
-      <w:proofErr w:type="spellEnd"/>
-      <w:r>
-        <w:rPr>
-          <w:b/>
-          <w:color w:val="111827"/>
-          <w:sz w:val="21"/>
-        </w:rPr>
-        <w:t xml:space="preserve"> </w:t>
-      </w:r>
-      <w:proofErr w:type="spellStart"/>
-      <w:r>
-        <w:rPr>
-          <w:b/>
-          <w:color w:val="111827"/>
-          <w:sz w:val="21"/>
-        </w:rPr>
-        <w:t>trừu</w:t>
-      </w:r>
-      <w:proofErr w:type="spellEnd"/>
-      <w:r>
-        <w:rPr>
-          <w:b/>
-          <w:color w:val="111827"/>
-          <w:sz w:val="21"/>
-        </w:rPr>
-        <w:t xml:space="preserve"> </w:t>
-      </w:r>
-      <w:proofErr w:type="spellStart"/>
-      <w:r>
-        <w:rPr>
-          <w:b/>
-          <w:color w:val="111827"/>
-          <w:sz w:val="21"/>
-        </w:rPr>
-        <w:t>tượng</w:t>
-      </w:r>
-      <w:proofErr w:type="spellEnd"/>
-      <w:r>
-        <w:rPr>
-          <w:b/>
-          <w:color w:val="111827"/>
-          <w:sz w:val="21"/>
-        </w:rPr>
-        <w:t xml:space="preserve"> </w:t>
-      </w:r>
-      <w:proofErr w:type="spellStart"/>
-      <w:r>
-        <w:rPr>
-          <w:b/>
-          <w:color w:val="111827"/>
-          <w:sz w:val="21"/>
-        </w:rPr>
-        <w:t>biến</w:t>
-      </w:r>
-      <w:proofErr w:type="spellEnd"/>
-      <w:r>
-        <w:rPr>
-          <w:b/>
-          <w:color w:val="111827"/>
-          <w:sz w:val="21"/>
-        </w:rPr>
-        <w:t xml:space="preserve"> </w:t>
-      </w:r>
-      <w:proofErr w:type="spellStart"/>
-      <w:r>
-        <w:rPr>
-          <w:b/>
-          <w:color w:val="111827"/>
-          <w:sz w:val="21"/>
-        </w:rPr>
-        <w:t>thành</w:t>
-      </w:r>
-      <w:proofErr w:type="spellEnd"/>
-      <w:r>
-        <w:rPr>
-          <w:b/>
-          <w:color w:val="111827"/>
-          <w:sz w:val="21"/>
-        </w:rPr>
-        <w:t xml:space="preserve"> </w:t>
-      </w:r>
-      <w:proofErr w:type="spellStart"/>
-      <w:r>
-        <w:rPr>
-          <w:b/>
-          <w:color w:val="111827"/>
-          <w:sz w:val="21"/>
-        </w:rPr>
-        <w:t>mô</w:t>
-      </w:r>
-      <w:proofErr w:type="spellEnd"/>
-      <w:r>
-        <w:rPr>
-          <w:b/>
-          <w:color w:val="111827"/>
-          <w:sz w:val="21"/>
-        </w:rPr>
-        <w:t xml:space="preserve"> </w:t>
-      </w:r>
-      <w:proofErr w:type="spellStart"/>
-      <w:r>
-        <w:rPr>
-          <w:b/>
-          <w:color w:val="111827"/>
-          <w:sz w:val="21"/>
-        </w:rPr>
-        <w:t>hình</w:t>
-      </w:r>
-      <w:proofErr w:type="spellEnd"/>
-      <w:r>
-        <w:rPr>
-          <w:b/>
-          <w:color w:val="111827"/>
-          <w:sz w:val="21"/>
-        </w:rPr>
-        <w:t xml:space="preserve"> 3D </w:t>
-      </w:r>
-      <w:proofErr w:type="spellStart"/>
-      <w:r>
-        <w:rPr>
-          <w:b/>
-          <w:color w:val="111827"/>
-          <w:sz w:val="21"/>
-        </w:rPr>
-        <w:t>tương</w:t>
-      </w:r>
-      <w:proofErr w:type="spellEnd"/>
-      <w:r>
-        <w:rPr>
-          <w:b/>
-          <w:color w:val="111827"/>
-          <w:sz w:val="21"/>
-        </w:rPr>
-        <w:t xml:space="preserve"> </w:t>
-      </w:r>
-      <w:proofErr w:type="spellStart"/>
-      <w:r>
-        <w:rPr>
-          <w:b/>
-          <w:color w:val="111827"/>
-          <w:sz w:val="21"/>
-        </w:rPr>
-        <w:t>tác</w:t>
-      </w:r>
-      <w:proofErr w:type="spellEnd"/>
-      <w:r>
-        <w:rPr>
-          <w:b/>
-          <w:color w:val="111827"/>
-          <w:sz w:val="21"/>
-        </w:rPr>
-        <w:t xml:space="preserve"> </w:t>
-      </w:r>
-      <w:proofErr w:type="spellStart"/>
-      <w:r>
-        <w:rPr>
-          <w:b/>
-          <w:color w:val="111827"/>
-          <w:sz w:val="21"/>
-        </w:rPr>
-        <w:t>đa</w:t>
-      </w:r>
-      <w:proofErr w:type="spellEnd"/>
-      <w:r>
-        <w:rPr>
-          <w:b/>
-          <w:color w:val="111827"/>
-          <w:sz w:val="21"/>
-        </w:rPr>
-        <w:t xml:space="preserve"> </w:t>
-      </w:r>
-      <w:proofErr w:type="spellStart"/>
-      <w:r>
-        <w:rPr>
-          <w:b/>
-          <w:color w:val="111827"/>
-          <w:sz w:val="21"/>
-        </w:rPr>
-        <w:t>chiều</w:t>
-      </w:r>
-      <w:proofErr w:type="spellEnd"/>
-      <w:r>
-        <w:rPr>
-          <w:b/>
-          <w:color w:val="111827"/>
-          <w:sz w:val="21"/>
-        </w:rPr>
-        <w:t>. [</w:t>
-      </w:r>
-      <w:proofErr w:type="spellStart"/>
-      <w:r>
-        <w:rPr>
-          <w:b/>
-          <w:color w:val="111827"/>
-          <w:sz w:val="21"/>
-        </w:rPr>
-        <w:t>nghỉ</w:t>
-      </w:r>
-      <w:proofErr w:type="spellEnd"/>
-      <w:r>
-        <w:rPr>
-          <w:b/>
-          <w:color w:val="111827"/>
-          <w:sz w:val="21"/>
-        </w:rPr>
-        <w:t xml:space="preserve"> 0.5s] AI </w:t>
-      </w:r>
-      <w:proofErr w:type="spellStart"/>
-      <w:r>
-        <w:rPr>
-          <w:b/>
-          <w:color w:val="111827"/>
-          <w:sz w:val="21"/>
-        </w:rPr>
-        <w:t>Toán</w:t>
-      </w:r>
-      <w:proofErr w:type="spellEnd"/>
-      <w:r>
-        <w:rPr>
-          <w:b/>
-          <w:color w:val="111827"/>
-          <w:sz w:val="21"/>
-        </w:rPr>
-        <w:t xml:space="preserve"> </w:t>
-      </w:r>
-      <w:proofErr w:type="spellStart"/>
-      <w:r>
-        <w:rPr>
-          <w:b/>
-          <w:color w:val="111827"/>
-          <w:sz w:val="21"/>
-        </w:rPr>
-        <w:t>học</w:t>
-      </w:r>
-      <w:proofErr w:type="spellEnd"/>
-      <w:r>
-        <w:rPr>
-          <w:b/>
-          <w:color w:val="111827"/>
-          <w:sz w:val="21"/>
-        </w:rPr>
-        <w:t xml:space="preserve"> </w:t>
-      </w:r>
-      <w:proofErr w:type="spellStart"/>
-      <w:r>
-        <w:rPr>
-          <w:b/>
-          <w:color w:val="111827"/>
-          <w:sz w:val="21"/>
-        </w:rPr>
-        <w:t>tự</w:t>
-      </w:r>
-      <w:proofErr w:type="spellEnd"/>
-      <w:r>
-        <w:rPr>
-          <w:b/>
-          <w:color w:val="111827"/>
-          <w:sz w:val="21"/>
-        </w:rPr>
-        <w:t xml:space="preserve"> </w:t>
-      </w:r>
-      <w:proofErr w:type="spellStart"/>
-      <w:r>
-        <w:rPr>
-          <w:b/>
-          <w:color w:val="111827"/>
-          <w:sz w:val="21"/>
-        </w:rPr>
-        <w:t>động</w:t>
-      </w:r>
-      <w:proofErr w:type="spellEnd"/>
-      <w:r>
-        <w:rPr>
-          <w:b/>
-          <w:color w:val="111827"/>
-          <w:sz w:val="21"/>
-        </w:rPr>
-        <w:t xml:space="preserve"> </w:t>
-      </w:r>
-      <w:proofErr w:type="spellStart"/>
-      <w:r>
-        <w:rPr>
-          <w:b/>
-          <w:color w:val="111827"/>
-          <w:sz w:val="21"/>
-        </w:rPr>
-        <w:t>gợi</w:t>
-      </w:r>
-      <w:proofErr w:type="spellEnd"/>
-      <w:r>
-        <w:rPr>
-          <w:b/>
-          <w:color w:val="111827"/>
-          <w:sz w:val="21"/>
-        </w:rPr>
-        <w:t xml:space="preserve"> ý </w:t>
-      </w:r>
-      <w:proofErr w:type="spellStart"/>
-      <w:r>
-        <w:rPr>
-          <w:b/>
-          <w:color w:val="111827"/>
-          <w:sz w:val="21"/>
-        </w:rPr>
-        <w:t>đường</w:t>
-      </w:r>
-      <w:proofErr w:type="spellEnd"/>
-      <w:r>
-        <w:rPr>
-          <w:b/>
-          <w:color w:val="111827"/>
-          <w:sz w:val="21"/>
-        </w:rPr>
-        <w:t xml:space="preserve"> </w:t>
-      </w:r>
-      <w:proofErr w:type="spellStart"/>
-      <w:r>
-        <w:rPr>
-          <w:b/>
-          <w:color w:val="111827"/>
-          <w:sz w:val="21"/>
-        </w:rPr>
-        <w:t>phụ</w:t>
-      </w:r>
-      <w:proofErr w:type="spellEnd"/>
-      <w:r>
-        <w:rPr>
-          <w:b/>
-          <w:color w:val="111827"/>
-          <w:sz w:val="21"/>
-        </w:rPr>
-        <w:t xml:space="preserve">, </w:t>
-      </w:r>
-      <w:proofErr w:type="spellStart"/>
-      <w:r>
-        <w:rPr>
-          <w:b/>
-          <w:color w:val="111827"/>
-          <w:sz w:val="21"/>
-        </w:rPr>
-        <w:t>phân</w:t>
-      </w:r>
-      <w:proofErr w:type="spellEnd"/>
-      <w:r>
-        <w:rPr>
-          <w:b/>
-          <w:color w:val="111827"/>
-          <w:sz w:val="21"/>
-        </w:rPr>
-        <w:t xml:space="preserve"> </w:t>
-      </w:r>
-      <w:proofErr w:type="spellStart"/>
-      <w:r>
-        <w:rPr>
-          <w:b/>
-          <w:color w:val="111827"/>
-          <w:sz w:val="21"/>
-        </w:rPr>
-        <w:t>tích</w:t>
-      </w:r>
-      <w:proofErr w:type="spellEnd"/>
-      <w:r>
-        <w:rPr>
-          <w:b/>
-          <w:color w:val="111827"/>
-          <w:sz w:val="21"/>
-        </w:rPr>
-        <w:t xml:space="preserve"> </w:t>
-      </w:r>
-      <w:proofErr w:type="spellStart"/>
-      <w:r>
-        <w:rPr>
-          <w:b/>
-          <w:color w:val="111827"/>
-          <w:sz w:val="21"/>
-        </w:rPr>
-        <w:t>thể</w:t>
-      </w:r>
-      <w:proofErr w:type="spellEnd"/>
-      <w:r>
-        <w:rPr>
-          <w:b/>
-          <w:color w:val="111827"/>
-          <w:sz w:val="21"/>
-        </w:rPr>
-        <w:t xml:space="preserve"> </w:t>
-      </w:r>
-      <w:proofErr w:type="spellStart"/>
-      <w:r>
-        <w:rPr>
-          <w:b/>
-          <w:color w:val="111827"/>
-          <w:sz w:val="21"/>
-        </w:rPr>
-        <w:t>tích</w:t>
-      </w:r>
-      <w:proofErr w:type="spellEnd"/>
-      <w:r>
-        <w:rPr>
-          <w:b/>
-          <w:color w:val="111827"/>
-          <w:sz w:val="21"/>
-        </w:rPr>
-        <w:t xml:space="preserve"> </w:t>
-      </w:r>
-      <w:proofErr w:type="spellStart"/>
-      <w:r>
-        <w:rPr>
-          <w:b/>
-          <w:color w:val="111827"/>
-          <w:sz w:val="21"/>
-        </w:rPr>
-        <w:t>và</w:t>
-      </w:r>
-      <w:proofErr w:type="spellEnd"/>
-      <w:r>
-        <w:rPr>
-          <w:b/>
-          <w:color w:val="111827"/>
-          <w:sz w:val="21"/>
-        </w:rPr>
-        <w:t xml:space="preserve"> </w:t>
-      </w:r>
-      <w:proofErr w:type="spellStart"/>
-      <w:r>
-        <w:rPr>
-          <w:b/>
-          <w:color w:val="111827"/>
-          <w:sz w:val="21"/>
-        </w:rPr>
-        <w:t>chọn</w:t>
-      </w:r>
-      <w:proofErr w:type="spellEnd"/>
-      <w:r>
-        <w:rPr>
-          <w:b/>
-          <w:color w:val="111827"/>
-          <w:sz w:val="21"/>
-        </w:rPr>
-        <w:t xml:space="preserve"> </w:t>
-      </w:r>
-      <w:proofErr w:type="spellStart"/>
-      <w:r>
-        <w:rPr>
-          <w:b/>
-          <w:color w:val="111827"/>
-          <w:sz w:val="21"/>
-        </w:rPr>
-        <w:t>bài</w:t>
-      </w:r>
-      <w:proofErr w:type="spellEnd"/>
-      <w:r>
-        <w:rPr>
-          <w:b/>
-          <w:color w:val="111827"/>
-          <w:sz w:val="21"/>
-        </w:rPr>
-        <w:t xml:space="preserve"> </w:t>
-      </w:r>
-      <w:proofErr w:type="spellStart"/>
-      <w:r>
-        <w:rPr>
-          <w:b/>
-          <w:color w:val="111827"/>
-          <w:sz w:val="21"/>
-        </w:rPr>
-        <w:t>tập</w:t>
-      </w:r>
-      <w:proofErr w:type="spellEnd"/>
-      <w:r>
-        <w:rPr>
-          <w:b/>
-          <w:color w:val="111827"/>
-          <w:sz w:val="21"/>
-        </w:rPr>
-        <w:t xml:space="preserve"> </w:t>
-      </w:r>
-      <w:proofErr w:type="spellStart"/>
-      <w:r>
-        <w:rPr>
-          <w:b/>
-          <w:color w:val="111827"/>
-          <w:sz w:val="21"/>
-        </w:rPr>
-        <w:t>thích</w:t>
-      </w:r>
-      <w:proofErr w:type="spellEnd"/>
-      <w:r>
-        <w:rPr>
-          <w:b/>
-          <w:color w:val="111827"/>
-          <w:sz w:val="21"/>
-        </w:rPr>
-        <w:t xml:space="preserve"> </w:t>
-      </w:r>
-      <w:proofErr w:type="spellStart"/>
-      <w:r>
-        <w:rPr>
-          <w:b/>
-          <w:color w:val="111827"/>
-          <w:sz w:val="21"/>
-        </w:rPr>
-        <w:t>ứng</w:t>
-      </w:r>
-      <w:proofErr w:type="spellEnd"/>
-      <w:r>
-        <w:rPr>
-          <w:b/>
-          <w:color w:val="111827"/>
-          <w:sz w:val="21"/>
-        </w:rPr>
-        <w:t xml:space="preserve"> </w:t>
-      </w:r>
-      <w:proofErr w:type="spellStart"/>
-      <w:r>
-        <w:rPr>
-          <w:b/>
-          <w:color w:val="111827"/>
-          <w:sz w:val="21"/>
-        </w:rPr>
-        <w:t>đúng</w:t>
-      </w:r>
-      <w:proofErr w:type="spellEnd"/>
-      <w:r>
-        <w:rPr>
-          <w:b/>
-          <w:color w:val="111827"/>
-          <w:sz w:val="21"/>
-        </w:rPr>
-        <w:t xml:space="preserve"> </w:t>
-      </w:r>
-      <w:proofErr w:type="spellStart"/>
-      <w:r>
-        <w:rPr>
-          <w:b/>
-          <w:color w:val="111827"/>
-          <w:sz w:val="21"/>
-        </w:rPr>
-        <w:t>sức</w:t>
-      </w:r>
-      <w:proofErr w:type="spellEnd"/>
-      <w:r>
-        <w:rPr>
-          <w:b/>
-          <w:color w:val="111827"/>
-          <w:sz w:val="21"/>
-        </w:rPr>
-        <w:t xml:space="preserve"> </w:t>
-      </w:r>
-      <w:proofErr w:type="spellStart"/>
-      <w:r>
-        <w:rPr>
-          <w:b/>
-          <w:color w:val="111827"/>
-          <w:sz w:val="21"/>
-        </w:rPr>
-        <w:t>học</w:t>
-      </w:r>
-      <w:proofErr w:type="spellEnd"/>
-      <w:r>
-        <w:rPr>
-          <w:b/>
-          <w:color w:val="111827"/>
-          <w:sz w:val="21"/>
-        </w:rPr>
-        <w:t xml:space="preserve"> </w:t>
-      </w:r>
-      <w:proofErr w:type="spellStart"/>
-      <w:r>
-        <w:rPr>
-          <w:b/>
-          <w:color w:val="111827"/>
-          <w:sz w:val="21"/>
-        </w:rPr>
-        <w:t>của</w:t>
-      </w:r>
-      <w:proofErr w:type="spellEnd"/>
-      <w:r>
-        <w:rPr>
-          <w:b/>
-          <w:color w:val="111827"/>
-          <w:sz w:val="21"/>
-        </w:rPr>
-        <w:t xml:space="preserve"> </w:t>
-      </w:r>
-      <w:proofErr w:type="spellStart"/>
-      <w:r>
-        <w:rPr>
-          <w:b/>
-          <w:color w:val="111827"/>
-          <w:sz w:val="21"/>
-        </w:rPr>
-        <w:t>bạn</w:t>
-      </w:r>
-      <w:proofErr w:type="spellEnd"/>
-      <w:r>
-        <w:rPr>
-          <w:b/>
-          <w:color w:val="111827"/>
-          <w:sz w:val="21"/>
-        </w:rPr>
-        <w:t>.” [</w:t>
-      </w:r>
-      <w:proofErr w:type="spellStart"/>
-      <w:r>
-        <w:rPr>
-          <w:b/>
-          <w:color w:val="111827"/>
-          <w:sz w:val="21"/>
-        </w:rPr>
-        <w:t>nghỉ</w:t>
-      </w:r>
-      <w:proofErr w:type="spellEnd"/>
-      <w:r>
-        <w:rPr>
-          <w:b/>
-          <w:color w:val="111827"/>
-          <w:sz w:val="21"/>
-        </w:rPr>
-        <w:t xml:space="preserve"> 0.5s]</w:t>
+          <w:color w:val="111827"/>
+        </w:rPr>
+        <w:t>• CẢNH 4 — LAB TOÁN 3D (0:48 – 1:06) | VOICE-OVER:“Bước vào Lab Toán, chỉ cần dán đề bài hoặc tải ảnh lên, AI sẽ tự động dựng ngay mô hình 3D đa chiều kèm sẵn các đường nét phụ. [nghỉ 0.5s] Kề bên là Gia sư AI, sẵn sàng giải đáp phương pháp và xuất công thức KaTeX chi tiết giúp bạn thấu suốt bài toán!” [nghỉ 0.5s]</w:t>
       </w:r>
     </w:p>
     <w:p>
@@ -34725,656 +29157,9 @@
       <w:r>
         <w:rPr>
           <w:b/>
-          <w:color w:val="1F4E79"/>
-          <w:sz w:val="20"/>
-        </w:rPr>
-        <w:t>• CẢNH 7 — LAB SINH HỌC (1:48 – 2:06) | VOICE-OVER:</w:t>
-      </w:r>
-      <w:r>
-        <w:rPr>
-          <w:b/>
-          <w:color w:val="1F4E79"/>
-          <w:sz w:val="20"/>
-        </w:rPr>
-        <w:br/>
-      </w:r>
-      <w:r>
-        <w:rPr>
-          <w:b/>
-          <w:color w:val="111827"/>
-          <w:sz w:val="21"/>
-        </w:rPr>
-        <w:t xml:space="preserve">“Ở Lab Sinh, </w:t>
-      </w:r>
-      <w:proofErr w:type="spellStart"/>
-      <w:r>
-        <w:rPr>
-          <w:b/>
-          <w:color w:val="111827"/>
-          <w:sz w:val="21"/>
-        </w:rPr>
-        <w:t>quy</w:t>
-      </w:r>
-      <w:proofErr w:type="spellEnd"/>
-      <w:r>
-        <w:rPr>
-          <w:b/>
-          <w:color w:val="111827"/>
-          <w:sz w:val="21"/>
-        </w:rPr>
-        <w:t xml:space="preserve"> </w:t>
-      </w:r>
-      <w:proofErr w:type="spellStart"/>
-      <w:r>
-        <w:rPr>
-          <w:b/>
-          <w:color w:val="111827"/>
-          <w:sz w:val="21"/>
-        </w:rPr>
-        <w:t>luật</w:t>
-      </w:r>
-      <w:proofErr w:type="spellEnd"/>
-      <w:r>
-        <w:rPr>
-          <w:b/>
-          <w:color w:val="111827"/>
-          <w:sz w:val="21"/>
-        </w:rPr>
-        <w:t xml:space="preserve"> di </w:t>
-      </w:r>
-      <w:proofErr w:type="spellStart"/>
-      <w:r>
-        <w:rPr>
-          <w:b/>
-          <w:color w:val="111827"/>
-          <w:sz w:val="21"/>
-        </w:rPr>
-        <w:t>truyền</w:t>
-      </w:r>
-      <w:proofErr w:type="spellEnd"/>
-      <w:r>
-        <w:rPr>
-          <w:b/>
-          <w:color w:val="111827"/>
-          <w:sz w:val="21"/>
-        </w:rPr>
-        <w:t xml:space="preserve"> Men-</w:t>
-      </w:r>
-      <w:proofErr w:type="spellStart"/>
-      <w:r>
-        <w:rPr>
-          <w:b/>
-          <w:color w:val="111827"/>
-          <w:sz w:val="21"/>
-        </w:rPr>
-        <w:t>đen</w:t>
-      </w:r>
-      <w:proofErr w:type="spellEnd"/>
-      <w:r>
-        <w:rPr>
-          <w:b/>
-          <w:color w:val="111827"/>
-          <w:sz w:val="21"/>
-        </w:rPr>
-        <w:t xml:space="preserve"> </w:t>
-      </w:r>
-      <w:proofErr w:type="spellStart"/>
-      <w:r>
-        <w:rPr>
-          <w:b/>
-          <w:color w:val="111827"/>
-          <w:sz w:val="21"/>
-        </w:rPr>
-        <w:t>không</w:t>
-      </w:r>
-      <w:proofErr w:type="spellEnd"/>
-      <w:r>
-        <w:rPr>
-          <w:b/>
-          <w:color w:val="111827"/>
-          <w:sz w:val="21"/>
-        </w:rPr>
-        <w:t xml:space="preserve"> </w:t>
-      </w:r>
-      <w:proofErr w:type="spellStart"/>
-      <w:r>
-        <w:rPr>
-          <w:b/>
-          <w:color w:val="111827"/>
-          <w:sz w:val="21"/>
-        </w:rPr>
-        <w:t>còn</w:t>
-      </w:r>
-      <w:proofErr w:type="spellEnd"/>
-      <w:r>
-        <w:rPr>
-          <w:b/>
-          <w:color w:val="111827"/>
-          <w:sz w:val="21"/>
-        </w:rPr>
-        <w:t xml:space="preserve"> </w:t>
-      </w:r>
-      <w:proofErr w:type="spellStart"/>
-      <w:r>
-        <w:rPr>
-          <w:b/>
-          <w:color w:val="111827"/>
-          <w:sz w:val="21"/>
-        </w:rPr>
-        <w:t>là</w:t>
-      </w:r>
-      <w:proofErr w:type="spellEnd"/>
-      <w:r>
-        <w:rPr>
-          <w:b/>
-          <w:color w:val="111827"/>
-          <w:sz w:val="21"/>
-        </w:rPr>
-        <w:t xml:space="preserve"> </w:t>
-      </w:r>
-      <w:proofErr w:type="spellStart"/>
-      <w:r>
-        <w:rPr>
-          <w:b/>
-          <w:color w:val="111827"/>
-          <w:sz w:val="21"/>
-        </w:rPr>
-        <w:t>những</w:t>
-      </w:r>
-      <w:proofErr w:type="spellEnd"/>
-      <w:r>
-        <w:rPr>
-          <w:b/>
-          <w:color w:val="111827"/>
-          <w:sz w:val="21"/>
-        </w:rPr>
-        <w:t xml:space="preserve"> con </w:t>
-      </w:r>
-      <w:proofErr w:type="spellStart"/>
-      <w:r>
-        <w:rPr>
-          <w:b/>
-          <w:color w:val="111827"/>
-          <w:sz w:val="21"/>
-        </w:rPr>
-        <w:t>số</w:t>
-      </w:r>
-      <w:proofErr w:type="spellEnd"/>
-      <w:r>
-        <w:rPr>
-          <w:b/>
-          <w:color w:val="111827"/>
-          <w:sz w:val="21"/>
-        </w:rPr>
-        <w:t xml:space="preserve"> </w:t>
-      </w:r>
-      <w:proofErr w:type="spellStart"/>
-      <w:r>
-        <w:rPr>
-          <w:b/>
-          <w:color w:val="111827"/>
-          <w:sz w:val="21"/>
-        </w:rPr>
-        <w:t>trừu</w:t>
-      </w:r>
-      <w:proofErr w:type="spellEnd"/>
-      <w:r>
-        <w:rPr>
-          <w:b/>
-          <w:color w:val="111827"/>
-          <w:sz w:val="21"/>
-        </w:rPr>
-        <w:t xml:space="preserve"> </w:t>
-      </w:r>
-      <w:proofErr w:type="spellStart"/>
-      <w:r>
-        <w:rPr>
-          <w:b/>
-          <w:color w:val="111827"/>
-          <w:sz w:val="21"/>
-        </w:rPr>
-        <w:t>tượng</w:t>
-      </w:r>
-      <w:proofErr w:type="spellEnd"/>
-      <w:r>
-        <w:rPr>
-          <w:b/>
-          <w:color w:val="111827"/>
-          <w:sz w:val="21"/>
-        </w:rPr>
-        <w:t>. [</w:t>
-      </w:r>
-      <w:proofErr w:type="spellStart"/>
-      <w:r>
-        <w:rPr>
-          <w:b/>
-          <w:color w:val="111827"/>
-          <w:sz w:val="21"/>
-        </w:rPr>
-        <w:t>nghỉ</w:t>
-      </w:r>
-      <w:proofErr w:type="spellEnd"/>
-      <w:r>
-        <w:rPr>
-          <w:b/>
-          <w:color w:val="111827"/>
-          <w:sz w:val="21"/>
-        </w:rPr>
-        <w:t xml:space="preserve"> 0.5s] </w:t>
-      </w:r>
-      <w:proofErr w:type="spellStart"/>
-      <w:r>
-        <w:rPr>
-          <w:b/>
-          <w:color w:val="111827"/>
-          <w:sz w:val="21"/>
-        </w:rPr>
-        <w:t>Mạng</w:t>
-      </w:r>
-      <w:proofErr w:type="spellEnd"/>
-      <w:r>
-        <w:rPr>
-          <w:b/>
-          <w:color w:val="111827"/>
-          <w:sz w:val="21"/>
-        </w:rPr>
-        <w:t xml:space="preserve"> </w:t>
-      </w:r>
-      <w:proofErr w:type="spellStart"/>
-      <w:r>
-        <w:rPr>
-          <w:b/>
-          <w:color w:val="111827"/>
-          <w:sz w:val="21"/>
-        </w:rPr>
-        <w:t>suy</w:t>
-      </w:r>
-      <w:proofErr w:type="spellEnd"/>
-      <w:r>
-        <w:rPr>
-          <w:b/>
-          <w:color w:val="111827"/>
-          <w:sz w:val="21"/>
-        </w:rPr>
-        <w:t xml:space="preserve"> </w:t>
-      </w:r>
-      <w:proofErr w:type="spellStart"/>
-      <w:r>
-        <w:rPr>
-          <w:b/>
-          <w:color w:val="111827"/>
-          <w:sz w:val="21"/>
-        </w:rPr>
-        <w:t>luận</w:t>
-      </w:r>
-      <w:proofErr w:type="spellEnd"/>
-      <w:r>
-        <w:rPr>
-          <w:b/>
-          <w:color w:val="111827"/>
-          <w:sz w:val="21"/>
-        </w:rPr>
-        <w:t xml:space="preserve"> </w:t>
-      </w:r>
-      <w:proofErr w:type="spellStart"/>
-      <w:r>
-        <w:rPr>
-          <w:b/>
-          <w:color w:val="111827"/>
-          <w:sz w:val="21"/>
-        </w:rPr>
-        <w:t>xác</w:t>
-      </w:r>
-      <w:proofErr w:type="spellEnd"/>
-      <w:r>
-        <w:rPr>
-          <w:b/>
-          <w:color w:val="111827"/>
-          <w:sz w:val="21"/>
-        </w:rPr>
-        <w:t xml:space="preserve"> </w:t>
-      </w:r>
-      <w:proofErr w:type="spellStart"/>
-      <w:r>
-        <w:rPr>
-          <w:b/>
-          <w:color w:val="111827"/>
-          <w:sz w:val="21"/>
-        </w:rPr>
-        <w:t>suất</w:t>
-      </w:r>
-      <w:proofErr w:type="spellEnd"/>
-      <w:r>
-        <w:rPr>
-          <w:b/>
-          <w:color w:val="111827"/>
-          <w:sz w:val="21"/>
-        </w:rPr>
-        <w:t xml:space="preserve"> Bayes </w:t>
-      </w:r>
-      <w:proofErr w:type="spellStart"/>
-      <w:r>
-        <w:rPr>
-          <w:b/>
-          <w:color w:val="111827"/>
-          <w:sz w:val="21"/>
-        </w:rPr>
-        <w:t>tính</w:t>
-      </w:r>
-      <w:proofErr w:type="spellEnd"/>
-      <w:r>
-        <w:rPr>
-          <w:b/>
-          <w:color w:val="111827"/>
-          <w:sz w:val="21"/>
-        </w:rPr>
-        <w:t xml:space="preserve"> </w:t>
-      </w:r>
-      <w:proofErr w:type="spellStart"/>
-      <w:r>
-        <w:rPr>
-          <w:b/>
-          <w:color w:val="111827"/>
-          <w:sz w:val="21"/>
-        </w:rPr>
-        <w:t>toán</w:t>
-      </w:r>
-      <w:proofErr w:type="spellEnd"/>
-      <w:r>
-        <w:rPr>
-          <w:b/>
-          <w:color w:val="111827"/>
-          <w:sz w:val="21"/>
-        </w:rPr>
-        <w:t xml:space="preserve"> </w:t>
-      </w:r>
-      <w:proofErr w:type="spellStart"/>
-      <w:r>
-        <w:rPr>
-          <w:b/>
-          <w:color w:val="111827"/>
-          <w:sz w:val="21"/>
-        </w:rPr>
-        <w:t>ngay</w:t>
-      </w:r>
-      <w:proofErr w:type="spellEnd"/>
-      <w:r>
-        <w:rPr>
-          <w:b/>
-          <w:color w:val="111827"/>
-          <w:sz w:val="21"/>
-        </w:rPr>
-        <w:t xml:space="preserve"> </w:t>
-      </w:r>
-      <w:proofErr w:type="spellStart"/>
-      <w:r>
-        <w:rPr>
-          <w:b/>
-          <w:color w:val="111827"/>
-          <w:sz w:val="21"/>
-        </w:rPr>
-        <w:t>tỷ</w:t>
-      </w:r>
-      <w:proofErr w:type="spellEnd"/>
-      <w:r>
-        <w:rPr>
-          <w:b/>
-          <w:color w:val="111827"/>
-          <w:sz w:val="21"/>
-        </w:rPr>
-        <w:t xml:space="preserve"> </w:t>
-      </w:r>
-      <w:proofErr w:type="spellStart"/>
-      <w:r>
-        <w:rPr>
-          <w:b/>
-          <w:color w:val="111827"/>
-          <w:sz w:val="21"/>
-        </w:rPr>
-        <w:t>lệ</w:t>
-      </w:r>
-      <w:proofErr w:type="spellEnd"/>
-      <w:r>
-        <w:rPr>
-          <w:b/>
-          <w:color w:val="111827"/>
-          <w:sz w:val="21"/>
-        </w:rPr>
-        <w:t xml:space="preserve"> </w:t>
-      </w:r>
-      <w:proofErr w:type="spellStart"/>
-      <w:r>
-        <w:rPr>
-          <w:b/>
-          <w:color w:val="111827"/>
-          <w:sz w:val="21"/>
-        </w:rPr>
-        <w:t>phân</w:t>
-      </w:r>
-      <w:proofErr w:type="spellEnd"/>
-      <w:r>
-        <w:rPr>
-          <w:b/>
-          <w:color w:val="111827"/>
-          <w:sz w:val="21"/>
-        </w:rPr>
-        <w:t xml:space="preserve"> </w:t>
-      </w:r>
-      <w:proofErr w:type="spellStart"/>
-      <w:r>
-        <w:rPr>
-          <w:b/>
-          <w:color w:val="111827"/>
-          <w:sz w:val="21"/>
-        </w:rPr>
-        <w:t>ly</w:t>
-      </w:r>
-      <w:proofErr w:type="spellEnd"/>
-      <w:r>
-        <w:rPr>
-          <w:b/>
-          <w:color w:val="111827"/>
-          <w:sz w:val="21"/>
-        </w:rPr>
-        <w:t xml:space="preserve"> </w:t>
-      </w:r>
-      <w:proofErr w:type="spellStart"/>
-      <w:r>
-        <w:rPr>
-          <w:b/>
-          <w:color w:val="111827"/>
-          <w:sz w:val="21"/>
-        </w:rPr>
-        <w:t>kiểu</w:t>
-      </w:r>
-      <w:proofErr w:type="spellEnd"/>
-      <w:r>
-        <w:rPr>
-          <w:b/>
-          <w:color w:val="111827"/>
-          <w:sz w:val="21"/>
-        </w:rPr>
-        <w:t xml:space="preserve"> </w:t>
-      </w:r>
-      <w:proofErr w:type="spellStart"/>
-      <w:r>
-        <w:rPr>
-          <w:b/>
-          <w:color w:val="111827"/>
-          <w:sz w:val="21"/>
-        </w:rPr>
-        <w:t>hình</w:t>
-      </w:r>
-      <w:proofErr w:type="spellEnd"/>
-      <w:r>
-        <w:rPr>
-          <w:b/>
-          <w:color w:val="111827"/>
-          <w:sz w:val="21"/>
-        </w:rPr>
-        <w:t xml:space="preserve"> </w:t>
-      </w:r>
-      <w:proofErr w:type="spellStart"/>
-      <w:r>
-        <w:rPr>
-          <w:b/>
-          <w:color w:val="111827"/>
-          <w:sz w:val="21"/>
-        </w:rPr>
-        <w:t>của</w:t>
-      </w:r>
-      <w:proofErr w:type="spellEnd"/>
-      <w:r>
-        <w:rPr>
-          <w:b/>
-          <w:color w:val="111827"/>
-          <w:sz w:val="21"/>
-        </w:rPr>
-        <w:t xml:space="preserve"> </w:t>
-      </w:r>
-      <w:proofErr w:type="spellStart"/>
-      <w:r>
-        <w:rPr>
-          <w:b/>
-          <w:color w:val="111827"/>
-          <w:sz w:val="21"/>
-        </w:rPr>
-        <w:t>từng</w:t>
-      </w:r>
-      <w:proofErr w:type="spellEnd"/>
-      <w:r>
-        <w:rPr>
-          <w:b/>
-          <w:color w:val="111827"/>
-          <w:sz w:val="21"/>
-        </w:rPr>
-        <w:t xml:space="preserve"> </w:t>
-      </w:r>
-      <w:proofErr w:type="spellStart"/>
-      <w:r>
-        <w:rPr>
-          <w:b/>
-          <w:color w:val="111827"/>
-          <w:sz w:val="21"/>
-        </w:rPr>
-        <w:t>thế</w:t>
-      </w:r>
-      <w:proofErr w:type="spellEnd"/>
-      <w:r>
-        <w:rPr>
-          <w:b/>
-          <w:color w:val="111827"/>
-          <w:sz w:val="21"/>
-        </w:rPr>
-        <w:t xml:space="preserve"> </w:t>
-      </w:r>
-      <w:proofErr w:type="spellStart"/>
-      <w:r>
-        <w:rPr>
-          <w:b/>
-          <w:color w:val="111827"/>
-          <w:sz w:val="21"/>
-        </w:rPr>
-        <w:t>hệ</w:t>
-      </w:r>
-      <w:proofErr w:type="spellEnd"/>
-      <w:r>
-        <w:rPr>
-          <w:b/>
-          <w:color w:val="111827"/>
-          <w:sz w:val="21"/>
-        </w:rPr>
-        <w:t xml:space="preserve"> </w:t>
-      </w:r>
-      <w:proofErr w:type="spellStart"/>
-      <w:r>
-        <w:rPr>
-          <w:b/>
-          <w:color w:val="111827"/>
-          <w:sz w:val="21"/>
-        </w:rPr>
-        <w:t>sau</w:t>
-      </w:r>
-      <w:proofErr w:type="spellEnd"/>
-      <w:r>
-        <w:rPr>
-          <w:b/>
-          <w:color w:val="111827"/>
-          <w:sz w:val="21"/>
-        </w:rPr>
-        <w:t xml:space="preserve"> </w:t>
-      </w:r>
-      <w:proofErr w:type="spellStart"/>
-      <w:r>
-        <w:rPr>
-          <w:b/>
-          <w:color w:val="111827"/>
-          <w:sz w:val="21"/>
-        </w:rPr>
-        <w:t>mỗi</w:t>
-      </w:r>
-      <w:proofErr w:type="spellEnd"/>
-      <w:r>
-        <w:rPr>
-          <w:b/>
-          <w:color w:val="111827"/>
-          <w:sz w:val="21"/>
-        </w:rPr>
-        <w:t xml:space="preserve"> </w:t>
-      </w:r>
-      <w:proofErr w:type="spellStart"/>
-      <w:r>
-        <w:rPr>
-          <w:b/>
-          <w:color w:val="111827"/>
-          <w:sz w:val="21"/>
-        </w:rPr>
-        <w:t>phép</w:t>
-      </w:r>
-      <w:proofErr w:type="spellEnd"/>
-      <w:r>
-        <w:rPr>
-          <w:b/>
-          <w:color w:val="111827"/>
-          <w:sz w:val="21"/>
-        </w:rPr>
-        <w:t xml:space="preserve"> lai </w:t>
-      </w:r>
-      <w:proofErr w:type="spellStart"/>
-      <w:r>
-        <w:rPr>
-          <w:b/>
-          <w:color w:val="111827"/>
-          <w:sz w:val="21"/>
-        </w:rPr>
-        <w:t>đa</w:t>
-      </w:r>
-      <w:proofErr w:type="spellEnd"/>
-      <w:r>
-        <w:rPr>
-          <w:b/>
-          <w:color w:val="111827"/>
-          <w:sz w:val="21"/>
-        </w:rPr>
-        <w:t xml:space="preserve"> gen.” [</w:t>
-      </w:r>
-      <w:proofErr w:type="spellStart"/>
-      <w:r>
-        <w:rPr>
-          <w:b/>
-          <w:color w:val="111827"/>
-          <w:sz w:val="21"/>
-        </w:rPr>
-        <w:t>nghỉ</w:t>
-      </w:r>
-      <w:proofErr w:type="spellEnd"/>
-      <w:r>
-        <w:rPr>
-          <w:b/>
-          <w:color w:val="111827"/>
-          <w:sz w:val="21"/>
-        </w:rPr>
-        <w:t xml:space="preserve"> 0.5s]</w:t>
+          <w:color w:val="111827"/>
+        </w:rPr>
+        <w:t>• CẢNH 7 — LAB SINH HỌC (1:48 – 2:06) | VOICE-OVER:“Tại Lab Sinh, các bạn được khám phá mô hình ADN 3D và các phòng thí nghiệm thực hành ảo sinh động. [nghỉ 0.5s] Đồng hành cùng bạn là Trợ lý AI Sinh học, luôn sẵn sàng giải đáp lý thuyết và bẻ khóa các bài tập di truyền THPT với công thức chuẩn xác!” [nghỉ 0.5s]</w:t>
       </w:r>
     </w:p>
     <w:p>
